--- a/manuscript/Scientific_Reports_submission_manuscript.docx
+++ b/manuscript/Scientific_Reports_submission_manuscript.docx
@@ -889,16 +889,7 @@
         <w:jc w:val="left"/>
       </w:pPr>
       <w:r>
-        <w:rPr>
-          <w:rFonts w:ascii="Arial" w:hAnsi="Arial"/>
-        </w:rPr>
-        <w:t>We added a 500 replicate resampling analysis using the released panel and membership table. In stratified samples retaining 80 percent of each lineage, all 250 families were detected at least once in every replicate; a median of 212 retained membership in at least five sampled genomes (95 percent interval 204 to 220). When all rare groups were retained and the two capped groups were reduced to 80 percent, all families were again detected and a median of 224 retained five genomes (218 to 231). A deliberately smaller panel capped every major group at 30 genomes, producing 157 genomes, recovered a median of 242 families at least once (235 to 247) and 137 at five genomes (127 to 148). The analysis supports the robustness of catalog detection to moderate within panel resampling, while showing that the five genome inclusion rule is sensitive to panel size. It cannot substitute for full rediscovery from alternative draws of the unreleased 1,069 genome candidate pool.</w:t>
-      </w:r>
-      <w:r>
-        <w:rPr>
-          <w:rFonts w:ascii="Arial" w:hAnsi="Arial"/>
-        </w:rPr>
-        <w:t xml:space="preserve"> (Supplementary Fig. S1).</w:t>
+        <w:t>We added a 500 replicate resampling analysis using the released panel and membership table. In stratified samples retaining 80 percent of each lineage, all 250 families were detected at least once in every replicate; a median of 212 retained membership in at least five sampled genomes (95 percent interval 204 to 220). When all rare groups were retained and the two capped groups were reduced to 80 percent, all families were again detected and a median of 224 retained five genomes (218 to 231). A deliberately smaller panel capped every major group at 30 genomes, producing 157 genomes, recovered a median of 242 families at least once (235 to 247) and 137 at five genomes (127 to 148). A separate lineage-stratified accumulation analysis showed that a median of 249 families was observable in half-panel samples of 167 genomes (95 percent interval 245 to 250), whereas only 156 met the five-genome rule (146 to 165). All 250 families were observed in every 80 percent sample, but only a median of 213 met the five-genome rule (203 to 220). These fixed-catalog analyses show that family observation approaches saturation before the abundance-based eligibility criterion. They cannot substitute for full rediscovery from alternative draws of the unreleased 1,069 genome candidate pool (Supplementary Fig. S10).</w:t>
       </w:r>
     </w:p>
     <w:p>
@@ -1481,10 +1472,7 @@
         <w:jc w:val="left"/>
       </w:pPr>
       <w:r>
-        <w:rPr>
-          <w:rFonts w:ascii="Arial" w:hAnsi="Arial"/>
-        </w:rPr>
-        <w:t>The 331 genome panel is the deterministic output of a lineage balancing rule, except for the seeded proportional samples within the two capped groups. Its purpose is to prevent heavily sequenced clades from dominating family discovery while retaining all genomes from five underrepresented groups. The particular caps remain pragmatic. Within panel resampling shows that moderate reductions preserve detection of every family, but smaller panels disproportionately remove families near the five genome threshold. Independent projection samples recovered a median of 245 families, showing that most profiles transfer beyond the discovery accessions. A stronger future test should rerun the complete scan and clustering workflow on alternative panels drawn from the full candidate pool and quantify family matching across runs.</w:t>
+        <w:t>The 331 genome panel is the deterministic output of a lineage balancing rule, except for the seeded proportional samples within the two capped groups. Its purpose is to prevent heavily sequenced clades from dominating family discovery while retaining all genomes from five underrepresented groups. The particular caps remain pragmatic. Within-panel resampling and the accumulation curve show that moderate reductions preserve observation of nearly every fixed family, but smaller panels disproportionately remove families near the five-genome threshold. Independent projection samples recovered a median of 245 families, showing that most profiles transfer beyond the discovery accessions. A stronger future test should rerun the complete scan and clustering workflow on alternative panels drawn from the full candidate pool and quantify family matching across runs.</w:t>
       </w:r>
     </w:p>
     <w:p>
@@ -1578,10 +1566,7 @@
         <w:jc w:val="left"/>
       </w:pPr>
       <w:r>
-        <w:rPr>
-          <w:rFonts w:ascii="Arial" w:hAnsi="Arial"/>
-        </w:rPr>
-        <w:t>This computational comparative-genomics study had a primary descriptive objective: construct a bounded family catalog within Pfam clans CL0123 and CL0057 after excluding a predefined nineteen-family reference set. Held-out assignment and independent-genome projection were confirmatory validation analyses. Panel resampling, genome-quality stratification, clustered prevalence, taxonomically blocked motif tests and the ten-family sequence check were sensitivity analyses. No biological effect-size or power calculation was applicable to deterministic catalog construction; resampling counts and random seeds are reported for all stochastic analyses. Supplementary Table S1 lists each analysis and its permitted interpretation, and Supplementary Fig. S6 summarizes the workflow.</w:t>
+        <w:t>This computational comparative-genomics study had a primary descriptive objective: construct a bounded family catalog within Pfam clans CL0123 and CL0057 after excluding a predefined nineteen-family reference set. Held-out assignment and independent-genome projection were confirmatory validation analyses. Panel resampling, catalog accumulation, genome-quality stratification, clustered prevalence, taxonomically blocked motif tests and the ten-family sequence check were sensitivity analyses. No biological effect-size or power calculation was applicable to deterministic catalog construction; resampling counts and random seeds are reported for all stochastic analyses. Supplementary Table S1 lists each analysis and its permitted interpretation, and Supplementary Fig. S6 summarizes the workflow.</w:t>
       </w:r>
     </w:p>
     <w:p>
@@ -1672,16 +1657,7 @@
         <w:jc w:val="left"/>
       </w:pPr>
       <w:r>
-        <w:rPr>
-          <w:rFonts w:ascii="Arial" w:hAnsi="Arial"/>
-        </w:rPr>
-        <w:t>For the new panel sensitivity analysis, genomes were resampled without replacement for 500 replicates under three schemes: 80 percent of every lineage; all rare lineages plus 112 Euryarchaeota and 56 Crenarchaeota; and a maximum of 30 genomes per lineage. For every replicate we counted catalog families detected at least once and families retaining at least five genomes. This analysis uses fixed released family memberships and therefore measures catalog retention, not de novo rediscovery.</w:t>
-      </w:r>
-      <w:r>
-        <w:rPr>
-          <w:rFonts w:ascii="Arial" w:hAnsi="Arial"/>
-        </w:rPr>
-        <w:t xml:space="preserve"> (Supplementary Fig. S1).</w:t>
+        <w:t>For the new panel sensitivity analysis, genomes were resampled without replacement for 500 replicates under three schemes: 80 percent of every lineage; all rare lineages plus 112 Euryarchaeota and 56 Crenarchaeota; and a maximum of 30 genomes per lineage. We also sampled 10 to 100 percent of each lineage in 10 percent increments, with 500 replicates below the complete panel, to construct a catalog accumulation curve. For every replicate we counted catalog families detected at least once and families retaining at least five genomes. These analyses use fixed released family memberships and therefore measure catalog observation and retention, not de novo rediscovery (Supplementary Figs. S1 and S10).</w:t>
       </w:r>
     </w:p>
     <w:p>

--- a/manuscript/Scientific_Reports_submission_manuscript.docx
+++ b/manuscript/Scientific_Reports_submission_manuscript.docx
@@ -852,7 +852,7 @@
         <w:rPr>
           <w:rFonts w:ascii="Arial" w:hAnsi="Arial"/>
         </w:rPr>
-        <w:t>The noncanonical proteins were clustered with MMseqs2 at 30 percent sequence identity and 60 percent coverage. We retained clusters with a median protein length below 250 amino acids, at least 60 percent of members below 250 amino acids, and occurrence in at least five panel genomes, then removed clusters carrying keywords associated with clearly nonregulatory functions. This produced 250 candidate families, nArcR 1 through nArcR 250, comprising 13,237 proteins. Of the families, 171 have a characterized domain outside the reference set and 79 were uncharacterized by Pfam. Accordingly, the main novelty is the family level organization and archaeal distribution of noncanonical clan members, not 250 newly discovered DNA-binding folds.</w:t>
+        <w:t>The noncanonical proteins were clustered with MMseqs2 at 30 percent sequence identity and 60 percent coverage. We retained clusters with a median protein length below 250 amino acids, at least 60 percent of members below 250 amino acids, and occurrence in at least five panel genomes, then removed clusters carrying keywords associated with clearly nonregulatory functions. This produced 250 candidate families, nArcR-1 through nArcR-250, comprising 13,237 proteins. Of the families, 171 have a characterized domain outside the reference set and 79 were uncharacterized by Pfam. Accordingly, the main novelty is the family level organization and archaeal distribution of noncanonical clan members, not 250 newly discovered DNA-binding folds.</w:t>
       </w:r>
     </w:p>
     <w:p>
@@ -889,7 +889,16 @@
         <w:jc w:val="left"/>
       </w:pPr>
       <w:r>
-        <w:t>We added a 500 replicate resampling analysis using the released panel and membership table. In stratified samples retaining 80 percent of each lineage, all 250 families were detected at least once in every replicate; a median of 212 retained membership in at least five sampled genomes (95 percent interval 204 to 220). When all rare groups were retained and the two capped groups were reduced to 80 percent, all families were again detected and a median of 224 retained five genomes (218 to 231). A deliberately smaller panel capped every major group at 30 genomes, producing 157 genomes, recovered a median of 242 families at least once (235 to 247) and 137 at five genomes (127 to 148). A separate lineage-stratified accumulation analysis showed that a median of 249 families was observable in half-panel samples of 167 genomes (95 percent interval 245 to 250), whereas only 156 met the five-genome rule (146 to 165). All 250 families were observed in every 80 percent sample, but only a median of 213 met the five-genome rule (203 to 220). These fixed-catalog analyses show that family observation approaches saturation before the abundance-based eligibility criterion. They cannot substitute for full rediscovery from alternative draws of the unreleased 1,069 genome candidate pool (Supplementary Fig. S10).</w:t>
+        <w:rPr>
+          <w:rFonts w:ascii="Arial" w:hAnsi="Arial"/>
+        </w:rPr>
+        <w:t>We added a 500 replicate resampling analysis using the released panel and membership table. In stratified samples retaining 80 percent of each lineage, all 250 families were detected at least once in every replicate; a median of 212 retained membership in at least five sampled genomes (95 percent interval 204 to 220). When all rare groups were retained and the two capped groups were reduced to 80 percent, all families were again detected and a median of 224 retained five genomes (218 to 231). A deliberately smaller panel capped every major group at 30 genomes, producing 157 genomes, recovered a median of 242 families at least once (235 to 247) and 137 at five genomes (127 to 148). The analysis supports the robustness of catalog detection to moderate within panel resampling, while showing that the five genome inclusion rule is sensitive to panel size. It cannot substitute for full rediscovery from alternative draws of the unreleased 1,069 genome candidate pool.</w:t>
+      </w:r>
+      <w:r>
+        <w:rPr>
+          <w:rFonts w:ascii="Arial" w:hAnsi="Arial"/>
+        </w:rPr>
+        <w:t xml:space="preserve"> (Supplementary Fig. S1).</w:t>
       </w:r>
     </w:p>
     <w:p>
@@ -985,13 +994,7 @@
         <w:rPr>
           <w:rFonts w:ascii="Arial" w:hAnsi="Arial"/>
         </w:rPr>
-        <w:t>The only released protein-sequence collection suitable for an additional boundary check contains 782 sequences from ten phylogenetic example families. In leave-one-sequence-out classification using dipeptide-composition centroids, family-specific accuracies ranged from 0.775 to 0.963. This alignment-free result supports compositional separability in that subset only; it does not validate the remaining 240 family boundaries.</w:t>
-      </w:r>
-      <w:r>
-        <w:rPr>
-          <w:rFonts w:ascii="Arial" w:hAnsi="Arial"/>
-        </w:rPr>
-        <w:t xml:space="preserve"> (Supplementary Fig. S8).</w:t>
+        <w:t>A prespecified 782-sequence subset spanning ten phylogenetic example families was used for an additional alignment-free boundary check. In leave-one-sequence-out classification using dipeptide-composition centroids, family-specific accuracies ranged from 0.775 to 0.963. This result supports compositional separability in that subset only; it does not validate the remaining 240 family boundaries. The complete 13,237-member sequence collection is now deposited for future catalog-wide clade-blocked validation. (Supplementary Fig. S8).</w:t>
       </w:r>
     </w:p>
     <w:p>
@@ -1200,7 +1203,7 @@
         <w:rPr>
           <w:rFonts w:ascii="Arial" w:hAnsi="Arial"/>
         </w:rPr>
-        <w:t>An initial genome shuffled enrichment screen found at least one neighboring category for 178 families. The most frequent top categories included toxin antitoxin systems, HalOD1 type signaling, DNA repair and replication, transport, oxidoreductases, methyltransferases, and metallohydrolases. A stricter genus collapsed and whole neighborhood block permutation analysis was used to reduce phylogenetic nonindependence and locus pseudoreplication. Strong associations for nArcR 10, 13, 20, 28, and 50 near toxin antitoxin loci; nArcR 107 near CRISPR and defense loci; nArcR 9 near peptidase and kinase genes; and nArcR 2 near HalOD1 signaling survived at the empirical permutation floor. Other associations weakened under the dependence aware analysis.</w:t>
+        <w:t>An initial genome-shuffled enrichment screen identified at least one neighboring category for 178 families. The most frequent top categories included toxin-antitoxin systems, HalOD1-type signaling, DNA repair and replication, transport, oxidoreductases, methyltransferases and metallohydrolases. The historical workflow also reported genus-collapsed and whole-neighborhood block permutations, but their accession-level output table was not preserved. We therefore treat the deposited initial enrichment table and Figure 5 as exploratory and do not present individual associations as dependence-corrected findings.</w:t>
       </w:r>
     </w:p>
     <w:p>
@@ -1213,7 +1216,7 @@
         <w:rPr>
           <w:rFonts w:ascii="Arial" w:hAnsi="Arial"/>
         </w:rPr>
-        <w:t>Upstream motif discovery provides a separate line of evidence. Eleven of twelve tested families produced a motif that exceeded mononucleotide, dinucleotide, and shuffled family assignment nulls after multiple testing correction. nArcR 6 failed the assignment null. In a deeper analysis of six flagship families, motifs derived from regulator upstreams were generally not enriched upstream of their predicted neighboring targets; five of six tests had p greater than 0.5 and nArcR 20 was marginal at p equals 0.04. These negative results rule out a direct regulon claim from the present data. The neighborhood and motif results instead nominate protein families and loci for binding assays and genetic perturbation.</w:t>
+        <w:t>Upstream motif discovery provides a separate line of evidence. Eleven of twelve tested families produced a motif that exceeded mononucleotide, dinucleotide, and shuffled family assignment nulls after multiple testing correction. nArcR-6 failed the assignment null. In a deeper analysis of six flagship families, motifs derived from regulator upstreams were generally not enriched upstream of their predicted neighboring targets; five of six tests had p greater than 0.5 and nArcR-20 was marginal at p equals 0.04. These negative results rule out a direct regulon claim from the present data. The neighborhood and motif results instead nominate protein families and loci for binding assays and genetic perturbation.</w:t>
       </w:r>
     </w:p>
     <w:p>
@@ -1226,13 +1229,7 @@
         <w:rPr>
           <w:rFonts w:ascii="Arial" w:hAnsi="Arial"/>
         </w:rPr>
-        <w:t>We next relearned each motif after splitting genomes into 70 percent training and 30 percent test sets for 30 seeded replicates. All 12 motifs had median held out AUC above 0.5 against dinucleotide shuffled versions of the same sequences. Ten of 12 produced an AUC above 0.5 against GC matched upstreams of other families in at least 26 resamples. nArcR 20 and nArcR 24 did not. The repeated splits overlap, so we report their distributions descriptively rather than treat them as independent observations for hypothesis testing. nArcR 6 showed weak but directionally consistent discrimination from other families (median AUC 0.580), which does not override its failure under the earlier shuffled family assignment null. These results provide out of sample sequence evidence for most tested motifs, but do not demonstrate protein binding or regulation.</w:t>
-      </w:r>
-      <w:r>
-        <w:rPr>
-          <w:rFonts w:ascii="Arial" w:hAnsi="Arial"/>
-        </w:rPr>
-        <w:t xml:space="preserve"> (Supplementary Fig. S3).</w:t>
+        <w:t>We next relearned each motif after splitting genomes into 70 percent training and 30 percent test sets for 30 seeded replicates. All 12 motifs had median held out AUC above 0.5 against dinucleotide shuffled versions of the same sequences. Ten of 12 produced an AUC above 0.5 against GC matched upstreams of other families in at least 26 resamples. nArcR-20 and nArcR-24 did not. The repeated splits overlap, so we report their distributions descriptively rather than treat them as independent observations for hypothesis testing. nArcR-6 showed weak but directionally consistent discrimination from other families (median AUC 0.580), which does not override its failure under the earlier shuffled family assignment null. These results provide out of sample sequence evidence for most tested motifs, but do not demonstrate protein binding or regulation. (Supplementary Fig. S3).</w:t>
       </w:r>
     </w:p>
     <w:p>
@@ -1326,7 +1323,7 @@
           <w:rFonts w:ascii="Arial" w:hAnsi="Arial"/>
           <w:color w:val="000000"/>
         </w:rPr>
-        <w:t>Figure 5. Significant genomic-neighborhood associations for selected catalogued families. Color encodes log2 fold enrichment in the initial deposited table. Associations generate functional hypotheses and do not establish direct transcriptional regulation; dependence-corrected source tables remain a documented deposition gap.</w:t>
+        <w:t>Figure 5. Exploratory genomic-neighborhood associations for selected catalogued families. Color encodes log2 fold enrichment in the initial deposited table. Associations generate functional hypotheses and do not establish direct transcriptional regulation; the historical dependence-corrected source table was not preserved.</w:t>
       </w:r>
     </w:p>
     <w:p>
@@ -1472,7 +1469,10 @@
         <w:jc w:val="left"/>
       </w:pPr>
       <w:r>
-        <w:t>The 331 genome panel is the deterministic output of a lineage balancing rule, except for the seeded proportional samples within the two capped groups. Its purpose is to prevent heavily sequenced clades from dominating family discovery while retaining all genomes from five underrepresented groups. The particular caps remain pragmatic. Within-panel resampling and the accumulation curve show that moderate reductions preserve observation of nearly every fixed family, but smaller panels disproportionately remove families near the five-genome threshold. Independent projection samples recovered a median of 245 families, showing that most profiles transfer beyond the discovery accessions. A stronger future test should rerun the complete scan and clustering workflow on alternative panels drawn from the full candidate pool and quantify family matching across runs.</w:t>
+        <w:rPr>
+          <w:rFonts w:ascii="Arial" w:hAnsi="Arial"/>
+        </w:rPr>
+        <w:t>The 331 genome panel is the deterministic output of a lineage balancing rule, except for the seeded proportional samples within the two capped groups. Its purpose is to prevent heavily sequenced clades from dominating family discovery while retaining all genomes from five underrepresented groups. The particular caps remain pragmatic. Within panel resampling shows that moderate reductions preserve detection of every family, but smaller panels disproportionately remove families near the five genome threshold. Independent projection samples recovered a median of 245 families, showing that most profiles transfer beyond the discovery accessions. A stronger future test should rerun the complete scan and clustering workflow on alternative panels drawn from the full candidate pool and quantify family matching across runs.</w:t>
       </w:r>
     </w:p>
     <w:p>
@@ -1485,7 +1485,7 @@
         <w:rPr>
           <w:rFonts w:ascii="Arial" w:hAnsi="Arial"/>
         </w:rPr>
-        <w:t>The evidence is strongest for family coherence and for the conclusion that most proteins adopt known DNA-binding folds. Genomic context suggests biological settings, but direct regulatory relationships remain unproven. Held out motif prediction strengthens the case that most tested families have recurrent family specific upstream sequence patterns. The negative target enrichment tests and the failures for nArcR 20 and nArcR 24 prevent a direct regulon claim. The phylogenetic analysis of ten families indicates within phylum clustering for eight, which is compatible with vertical inheritance or ancient origin but does not distinguish these mechanisms. The Haloferax volcanii transcriptomic analysis confirms expression for most mapped loci; its oxidative stress comparison is exploratory because the released script uses simple tests on three replicates per condition rather than a count based dispersion model.</w:t>
+        <w:t>The evidence is strongest for family coherence and for the conclusion that most proteins adopt known DNA-binding folds. Genomic context suggests biological settings, but direct regulatory relationships remain unproven. Held out motif prediction strengthens the case that most tested families have recurrent family specific upstream sequence patterns. The negative target enrichment tests and the failures for nArcR-20 and nArcR-24 prevent a direct regulon claim. The phylogenetic analysis of ten families indicates within phylum clustering for eight, which is compatible with vertical inheritance or ancient origin but does not distinguish these mechanisms. The Haloferax volcanii transcriptomic analysis confirms expression for most mapped loci; its oxidative stress comparison is exploratory because the released script uses simple tests on three replicates per condition rather than a count based dispersion model.</w:t>
       </w:r>
     </w:p>
     <w:p>
@@ -1498,7 +1498,7 @@
         <w:rPr>
           <w:rFonts w:ascii="Arial" w:hAnsi="Arial"/>
         </w:rPr>
-        <w:t>The nine families unresolved by both CDD and the curated structural library, together with the strongest dependence corrected neighborhood associations, provide a focused experimental agenda. Electrophoretic mobility shift assays, DNA affinity measurements, knockouts or CRISPR interference, and transcriptome profiling after perturbation would establish which families are transcription factors, their operators, and their direct targets.</w:t>
+        <w:t>The nine families unresolved by both CDD and the curated structural library provide the clearest experimental priorities. Exploratory neighborhood associations can guide locus selection but are not used as dependence-corrected evidence. Electrophoretic mobility shift assays, DNA-affinity measurements, knockouts or CRISPR interference, and transcriptome profiling after perturbation would establish which families are transcription factors, their operators and their direct targets.</w:t>
       </w:r>
     </w:p>
     <w:p>
@@ -1511,13 +1511,7 @@
         <w:rPr>
           <w:rFonts w:ascii="Arial" w:hAnsi="Arial"/>
         </w:rPr>
-        <w:t>First, the search universe is restricted to two Pfam clans. Second, the 5-bit reciprocal exclusion tolerance and the lineage caps lack a full de novo sensitivity analysis because the released archive omits the complete raw candidate and canonical domain hit tables and the 1,069 genome candidate pool. The independent projection analysis tests existing HMMs, not family rediscovery. Third, the final 3,526 genome prevalence summaries are supported by corrected tables, while the released raw matrices contain 3,192 genomes and should be treated as legacy intermediates. Fourth, the dependence corrected neighborhood and deep motif source tables cited in the manuscript are absent from the archive even though their figures are present. Fifth, computational motif prediction cannot replace direct binding assays. These limitations constrain claims of exhaustiveness, regulation, and full raw to figure reproducibility.</w:t>
-      </w:r>
-      <w:r>
-        <w:rPr>
-          <w:rFonts w:ascii="Arial" w:hAnsi="Arial"/>
-        </w:rPr>
-        <w:t xml:space="preserve"> Sixth, source and assembly-quality strata differ in lineage composition, so their prevalence contrasts are descriptive. Seventh, genus- and lineage-blocked motif validation attenuates support for several motifs and confirms that genome-level holdout alone does not eliminate phylogenetic signal. Eighth, the genus-clustered prevalence analysis uses organism-name labels rather than a versioned taxonomy or species tree. Ninth, the additional family-separability check covers only the ten families with released protein sequences.</w:t>
+        <w:t>First, the search universe is restricted to two Pfam clans. Second, the 5-bit reciprocal-exclusion tolerance and lineage caps lack a full de novo sensitivity analysis because the release omits the complete raw candidate and canonical domain-hit tables and the 1,069-genome candidate pool. The independent projection analysis tests existing HMMs rather than family rediscovery. Third, final 3,526-genome prevalence summaries are supported by corrected tables, whereas the released raw matrices contain 3,192 genomes and remain legacy intermediates. Fourth, the historical dependence-corrected neighborhood and deep-motif source tables are absent even though archived figures are preserved; no central claim relies on those missing tables. Fifth, computational motif prediction cannot replace direct binding assays. Sixth, source and assembly-quality strata differ in lineage composition, so prevalence contrasts are descriptive. Seventh, genus- and lineage-blocked motif validation attenuates support for several motifs. Eighth, genus-clustered prevalence uses inferred organism-name labels rather than a versioned taxonomy or species tree. Ninth, the additional family-separability analysis covers ten families; the newly deposited full sequence collection enables a future catalog-wide clade-blocked analysis but was not used retrospectively to redefine the released families.</w:t>
       </w:r>
     </w:p>
     <w:p>
@@ -1566,6 +1560,9 @@
         <w:jc w:val="left"/>
       </w:pPr>
       <w:r>
+        <w:rPr>
+          <w:rFonts w:ascii="Arial" w:hAnsi="Arial"/>
+        </w:rPr>
         <w:t>This computational comparative-genomics study had a primary descriptive objective: construct a bounded family catalog within Pfam clans CL0123 and CL0057 after excluding a predefined nineteen-family reference set. Held-out assignment and independent-genome projection were confirmatory validation analyses. Panel resampling, catalog accumulation, genome-quality stratification, clustered prevalence, taxonomically blocked motif tests and the ten-family sequence check were sensitivity analyses. No biological effect-size or power calculation was applicable to deterministic catalog construction; resampling counts and random seeds are reported for all stochastic analyses. Supplementary Table S1 lists each analysis and its permitted interpretation, and Supplementary Fig. S6 summarizes the workflow.</w:t>
       </w:r>
     </w:p>
@@ -1657,7 +1654,16 @@
         <w:jc w:val="left"/>
       </w:pPr>
       <w:r>
-        <w:t>For the new panel sensitivity analysis, genomes were resampled without replacement for 500 replicates under three schemes: 80 percent of every lineage; all rare lineages plus 112 Euryarchaeota and 56 Crenarchaeota; and a maximum of 30 genomes per lineage. We also sampled 10 to 100 percent of each lineage in 10 percent increments, with 500 replicates below the complete panel, to construct a catalog accumulation curve. For every replicate we counted catalog families detected at least once and families retaining at least five genomes. These analyses use fixed released family memberships and therefore measure catalog observation and retention, not de novo rediscovery (Supplementary Figs. S1 and S10).</w:t>
+        <w:rPr>
+          <w:rFonts w:ascii="Arial" w:hAnsi="Arial"/>
+        </w:rPr>
+        <w:t>For the new panel sensitivity analysis, genomes were resampled without replacement for 500 replicates under three schemes: 80 percent of every lineage; all rare lineages plus 112 Euryarchaeota and 56 Crenarchaeota; and a maximum of 30 genomes per lineage. For every replicate we counted catalog families detected at least once and families retaining at least five genomes. This analysis uses fixed released family memberships and therefore measures catalog retention, not de novo rediscovery.</w:t>
+      </w:r>
+      <w:r>
+        <w:rPr>
+          <w:rFonts w:ascii="Arial" w:hAnsi="Arial"/>
+        </w:rPr>
+        <w:t xml:space="preserve"> (Supplementary Fig. S1).</w:t>
       </w:r>
     </w:p>
     <w:p>
@@ -1697,13 +1703,7 @@
         <w:rPr>
           <w:rFonts w:ascii="Arial" w:hAnsi="Arial"/>
         </w:rPr>
-        <w:t>For the released ten-family sequence subset, each protein was represented by normalized dipeptide frequencies. The sequence was removed from its own family centroid, cosine similarities to all family centroids were calculated, and the highest-scoring family was assigned. Exact binomial 95 percent intervals and the own-family minus nearest-other-family similarity margin were reported. The analysis was not extrapolated beyond the released subset.</w:t>
-      </w:r>
-      <w:r>
-        <w:rPr>
-          <w:rFonts w:ascii="Arial" w:hAnsi="Arial"/>
-        </w:rPr>
-        <w:t xml:space="preserve"> (Supplementary Fig. S8).</w:t>
+        <w:t>For the prespecified ten-family sequence subset, each protein was represented by normalized dipeptide frequencies. The sequence was removed from its own family centroid, cosine similarities to all family centroids were calculated, and the highest-scoring family was assigned. Exact binomial 95 percent intervals and the own-family minus nearest-other-family similarity margin were reported. The analysis was not extrapolated beyond the prespecified subset. (Supplementary Fig. S8).</w:t>
       </w:r>
     </w:p>
     <w:p>
@@ -1716,13 +1716,7 @@
         <w:rPr>
           <w:rFonts w:ascii="Arial" w:hAnsi="Arial"/>
         </w:rPr>
-        <w:t>For independent genome validation, discovery panel accessions were removed from the legacy 3,192 genome presence absence matrix. Five hundred samples were then drawn without replacement using the discovery panel lineage counts: 140 Euryarchaeota, 70 Crenarchaeota and other TACK, 51 Thaumarchaeota, 33 DPANN, 19 Asgardarchaeota, 15 other deep TACK, and 3 Korarchaeota. For each sample we counted families detected at least once and in at least five genomes. The procedure used fixed family HMM projections and therefore measures transferability rather than de novo discovery.</w:t>
-      </w:r>
-      <w:r>
-        <w:rPr>
-          <w:rFonts w:ascii="Arial" w:hAnsi="Arial"/>
-        </w:rPr>
-        <w:t xml:space="preserve"> (Supplementary Fig. S2).</w:t>
+        <w:t>For independent genome validation, discovery panel accessions were removed from the legacy 3,192 genome presence absence matrix. Five hundred samples were then drawn without replacement using the discovery panel lineage counts: 140 Euryarchaeota, 70 Crenarchaeota (TACK), 51 Thaumarchaeota, 33 DPANN, 19 Asgardarchaeota, 15 other deep TACK, and 3 Korarchaeota. For each sample we counted families detected at least once and in at least five genomes. The procedure used fixed family HMM projections and therefore measures transferability rather than de novo discovery. (Supplementary Fig. S2).</w:t>
       </w:r>
     </w:p>
     <w:p>
@@ -1781,7 +1775,7 @@
         <w:rPr>
           <w:rFonts w:ascii="Arial" w:hAnsi="Arial"/>
         </w:rPr>
-        <w:t>Genes within five coding sequences of family members were assigned functional categories. Initial family category enrichment used genome conditioned label sampling, binomial tests, and Benjamini Hochberg correction [35]. Strong links were retested after collapse to one observation per genus and by shuffling whole neighborhood blocks for 2,000 permutations with seed 42. Up to 250 strand aware upstream nucleotides were used for motif discovery under a zero or one occurrence model. Motif information content was tested against mononucleotide shuffle, dinucleotide shuffle, and shuffled family assignment nulls with 100 replicates each and false-discovery-rate control. Six flagship family motifs were additionally assessed with 1,000 permutations and scanned against upstream regions of predicted target genes.</w:t>
+        <w:t>Genes within five coding sequences of family members were assigned functional categories. Initial family-category enrichment used genome-conditioned label sampling, binomial tests and Benjamini-Hochberg correction [35]. The historical workflow described a genus collapse and 2,000 whole-neighborhood block permutations with seed 42, but the resulting source table was not preserved. No individual dependence-corrected association is therefore treated as a reproducible finding. Up to 250 strand-aware upstream nucleotides were used for motif discovery under a zero-or-one occurrence model. Motif information content was tested against mononucleotide-shuffle, dinucleotide-shuffle and shuffled-family-assignment nulls with 100 replicates each and false-discovery-rate control. Six flagship-family motifs were additionally assessed with 1,000 permutations and scanned against upstream regions of predicted target genes.</w:t>
       </w:r>
     </w:p>
     <w:p>
@@ -1949,7 +1943,7 @@
         <w:rPr>
           <w:rFonts w:ascii="Arial" w:hAnsi="Arial"/>
         </w:rPr>
-        <w:t>The deposited datasets and versioned analysis outputs supporting this study are available in the Zenodo repository at https://doi.org/10.5281/zenodo.23461090 [41]. The repository records the distinct 3,192- and 3,526-genome scopes and includes accession-resolved inputs where they were preserved. The complete 1,069-genome candidate pool, raw discovery HMM hit tables, corrected 3,526-genome raw matrices, several dependence-corrected source tables and complete sequences for all 250 families were not present in the supplied source archive and are explicitly listed as unavailable; the corresponding claims are limited accordingly. Third-party database records remain subject to their source terms.</w:t>
+        <w:t>The deposited datasets and versioned analysis outputs supporting this study are available in the Zenodo repository at https://doi.org/10.5281/zenodo.23461089 [41]. The repository records the distinct 3,192- and 3,526-genome scopes and includes accession-resolved inputs where they were preserved. Protein sequences for all 13,237 catalog members were recovered from versioned NCBI assembly protein FASTA files, with five accessions recovered through NCBI Protein; URLs, retrieval dates and checksums are deposited with the sequence file. Supplementary Table S2 defines the scope of each principal data artifact. The complete 1,069-genome candidate pool, raw discovery HMM hit tables, corrected 3,526-genome raw matrices and several dependence-corrected source tables remain unavailable; claims that require those artifacts are limited accordingly. Third-party database records and recovered sequences remain subject to their source terms.</w:t>
       </w:r>
     </w:p>
     <w:p>
@@ -1974,7 +1968,7 @@
         <w:rPr>
           <w:rFonts w:ascii="Arial" w:hAnsi="Arial"/>
         </w:rPr>
-        <w:t>Custom code, automated tests, locked software environments, a container recipe, checksums and a worked example are available under the MIT License at https://github.com/ajayvellanki0720-boop/archaeal-dbd-catalog and in the immutable version 0.4.0 archive at https://doi.org/10.5281/zenodo.23461090 [41]. The portable analyses require Python 3.12; external-tool versions are pinned in environment.yml.</w:t>
+        <w:t>Custom code, automated tests, locked software environments, a container recipe, checksums and a worked example are available under the MIT License at https://github.com/ajayvellanki0720-boop/archaeal-dbd-catalog and in the immutable version 0.5.0 archive at https://doi.org/10.5281/zenodo.23461089 [41]. The portable analyses require Python 3.12; external-tool versions are pinned in environment.yml.</w:t>
       </w:r>
     </w:p>
     <w:p>
@@ -3781,7 +3775,7 @@
         <w:rPr>
           <w:rFonts w:ascii="Arial" w:hAnsi="Arial"/>
         </w:rPr>
-        <w:t xml:space="preserve">Archaeal DBD catalog: reproducibility package (version 0.4.0). </w:t>
+        <w:t xml:space="preserve">Archaeal DBD catalog: reproducibility package (version 0.5.0). </w:t>
       </w:r>
       <w:r>
         <w:rPr>
@@ -3794,7 +3788,7 @@
         <w:rPr>
           <w:rFonts w:ascii="Arial" w:hAnsi="Arial"/>
         </w:rPr>
-        <w:t xml:space="preserve"> https://doi.org/10.5281/zenodo.23461090 (2026).</w:t>
+        <w:t xml:space="preserve"> https://doi.org/10.5281/zenodo.23461089 (2026).</w:t>
       </w:r>
     </w:p>
     <w:p>

--- a/manuscript/Scientific_Reports_submission_manuscript.docx
+++ b/manuscript/Scientific_Reports_submission_manuscript.docx
@@ -8,11 +8,7 @@
         <w:jc w:val="center"/>
       </w:pPr>
       <w:r>
-        <w:rPr>
-          <w:rFonts w:ascii="Arial" w:hAnsi="Arial"/>
-          <w:color w:val="000000"/>
-        </w:rPr>
-        <w:t>A catalog of noncanonical HTH and RHH DNA-binding domain families in Archaea</w:t>
+        <w:t>A catalog of archaeal HTH and RHH DNA-binding-domain families outside a nineteen-family reference set</w:t>
       </w:r>
     </w:p>
     <w:p>
@@ -107,10 +103,7 @@
         <w:jc w:val="left"/>
       </w:pPr>
       <w:r>
-        <w:rPr>
-          <w:rFonts w:ascii="Arial" w:hAnsi="Arial"/>
-        </w:rPr>
-        <w:t>Archaeal regulatory annotation relies heavily on familiar helix-turn-helix and ribbon-helix-helix families, leaving the organization of related but noncanonical sequences unclear. We therefore asked how much additional family-level diversity is detectable within the two Pfam clans containing these domain classes after removal of a nineteen-family reference set. A transparent, lineage-aware sampling and filtering workflow applied to 331 genomes identified 250 candidate families. Held-out sequence assignment and projection to independent genome accessions showed that most family profiles were separable and transferable. Upstream-sequence signals weakened when entire genera or major lineages were held out, indicating that some apparent motif performance reflects taxonomic structure. Broader sequence and structural comparisons resolved most families initially lacking a Pfam characterization; nine remained unresolved by the resources tested. The central result is a bounded, reproducible organization of noncanonical members of two archaeal DNA-binding-domain clans, not a comprehensive map of archaeal DNA-binding proteins or proof of transcription-factor activity. The catalog provides a focused set of families for biochemical and genetic validation.</w:t>
+        <w:t>Archaeal regulatory annotation relies heavily on familiar helix-turn-helix and ribbon-helix-helix families, leaving the organization of related sequences unclear. We asked how family-level diversity within Pfam clans CL0123 and CL0057 was organized after removal of an historical nineteen-family reference set. A lineage-aware workflow applied to 331 genomes produced 250 candidate families containing 13,237 proteins. Random sequence holdout gave high profile-HMM assignment accuracy, whereas complete-genus holdout across the deposited sequence collection yielded a median family accuracy of 82.6% and left five families unevaluable. This attenuation shows that taxonomic separation is necessary when assessing family boundaries. Fixed family profiles also transferred to independent genome accessions. Upstream-sequence signals weakened when genera or major lineages were held-out, and broader database and structural searches left nine initially uncharacterized families unresolved. The original profile inventory, raw discovery hits and corrected 3,526-genome family matrices were not preserved, so the historical discovery stage is not completely reproducible. The resulting versioned catalog organizes a bounded part of archaeal DNA-binding-domain diversity and prioritizes families for experimental testing; it does not establish transcription-factor activity.</w:t>
       </w:r>
     </w:p>
     <w:p>
@@ -134,10 +127,7 @@
         <w:jc w:val="left"/>
       </w:pPr>
       <w:r>
-        <w:rPr>
-          <w:rFonts w:ascii="Arial" w:hAnsi="Arial"/>
-        </w:rPr>
-        <w:t>Archaea combine a eukaryote related basal transcription apparatus with many compact bacterial type regulators. Most annotated archaeal one component regulators are assigned to a familiar set of HTH, RHH, and metal responsive families [1–6]. That reference set is useful, but it can also make the recognizable fraction appear more complete than it is.</w:t>
+        <w:t>Archaea combine a eukaryote-like basal transcription apparatus with many compact bacterial-type regulators. Most annotated archaeal one-component regulators are assigned to a familiar set of HTH, RHH, and metal-responsive families [1–6]. That reference set is useful, but it can also make the recognizable fraction appear more complete than it is.</w:t>
       </w:r>
     </w:p>
     <w:p>
@@ -147,10 +137,7 @@
         <w:jc w:val="left"/>
       </w:pPr>
       <w:r>
-        <w:rPr>
-          <w:rFonts w:ascii="Arial" w:hAnsi="Arial"/>
-        </w:rPr>
-        <w:t>A protein that carries a small DNA-binding fold is not necessarily a transcription factor. Related domains occur in antitoxins, defense and mobile element proteins, chromosome proteins, and enzymes involved in DNA transactions. Sequence, structure, genomic neighborhood, motif, phylogenetic, and expression evidence therefore answer different questions. In this study, DNA-binding domain protein denotes a sequence assigned to the targeted HTH or RHH Pfam clans. Candidate regulator denotes a family with additional contextual evidence. Transcription factor is reserved for experimentally demonstrated regulatory activity.</w:t>
+        <w:t>A protein that carries a small DNA-binding fold is not necessarily a transcription factor. Related domains occur in antitoxins, defense and mobile element proteins, chromosome proteins, and enzymes involved in DNA transactions. Sequence, structure, genomic-neighborhood, motif and phylogenetic evidence therefore answer different questions. In this study, DNA-binding domain protein denotes a sequence assigned to the targeted HTH or RHH Pfam clans. Candidate regulator denotes a family with additional contextual evidence. Transcription factor is reserved for experimentally demonstrated regulatory activity.</w:t>
       </w:r>
     </w:p>
     <w:p>
@@ -160,10 +147,7 @@
         <w:jc w:val="left"/>
       </w:pPr>
       <w:r>
-        <w:rPr>
-          <w:rFonts w:ascii="Arial" w:hAnsi="Arial"/>
-        </w:rPr>
-        <w:t>Our question is deliberately narrower than a survey of every archaeal DNA-binding protein. We examine members of Pfam clans CL0123 and CL0057 that are not explained by a nineteen-family reference set, group them into reproducible families, map their distribution and prioritize families for experiments. Proteins outside these clans, highly diverged sequences missed by their profiles and non-HTH or non-RHH DNA-binding mechanisms are outside the search universe. Because no complete reference universe of archaeal DNA-binding proteins exists, the fraction of total DNA-binding-domain space captured by these two clans cannot be estimated from the present data.</w:t>
+        <w:t>Our question is deliberately narrower than a survey of every archaeal DNA-binding protein. We examine members of Pfam clans CL0123 and CL0057 that were not assigned to an historical nineteen-family reference set, group them into families, map their distribution and prioritize families for experiments. Proteins outside these clans, highly diverged sequences missed by their profiles and non-HTH or non-RHH DNA-binding mechanisms are outside the search universe. The original mapping of nineteen families to twenty Pfam models and the 747-model candidate inventory were not preserved. Accordingly, outside the reference set is an operational historical label rather than a reproducible claim about present-day Pfam coverage.</w:t>
       </w:r>
     </w:p>
     <w:p>
@@ -188,10 +172,7 @@
         <w:jc w:val="left"/>
       </w:pPr>
       <w:r>
-        <w:rPr>
-          <w:rFonts w:ascii="Arial" w:hAnsi="Arial"/>
-        </w:rPr>
-        <w:t>A rule based discovery panel</w:t>
+        <w:t>A rule-based discovery panel</w:t>
       </w:r>
     </w:p>
     <w:p>
@@ -201,16 +182,7 @@
         <w:jc w:val="left"/>
       </w:pPr>
       <w:r>
-        <w:rPr>
-          <w:rFonts w:ascii="Arial" w:hAnsi="Arial"/>
-        </w:rPr>
-        <w:t>The discovery panel was generated by an explicit rule rather than by selecting a target of 331 genomes. All genomes available for Thaumarchaeota, DPANN, Asgardarchaeota, other deep TACK lineages, and Korarchaeota were retained. Euryarchaeota and Crenarchaeota were capped at 140 and 70 genomes, respectively; genomes within those two groups were sampled in proportion to subgroup abundance with random seed 42. The rule produced 331 genomes: 140 Euryarchaeota, 70 Crenarchaeota, 51 Thaumarchaeota, 33 DPANN, 19 Asgardarchaeota, 15 other deep TACK, and 3 Korarchaeota. The caps are pragmatic controls for database imbalance rather than biologically optimal values.</w:t>
-      </w:r>
-      <w:r>
-        <w:rPr>
-          <w:rFonts w:ascii="Arial" w:hAnsi="Arial"/>
-        </w:rPr>
-        <w:t xml:space="preserve"> Panel composition and the selection rule are summarized in Table 1.</w:t>
+        <w:t>The discovery panel was generated by an explicit rule rather than by selecting a target of 331 genomes. All genomes available for Thaumarchaeota within TACK, DPANN, Asgardarchaeota, other deep TACK lineages and Korarchaeota within TACK were retained. Euryarchaeota and Crenarchaeota were capped at 140 and 70 genomes, respectively; genomes within those two groups were sampled in proportion to subgroup abundance with random seed 42. The rule produced 331 genomes: 140 Euryarchaeota, 70 Crenarchaeota within TACK, 51 Thaumarchaeota within TACK, 33 DPANN, 19 Asgardarchaeota, 15 other deep TACK, and 3 Korarchaeota within TACK. The caps are pragmatic controls for database imbalance rather than biologically optimal values. Panel composition and the selection rule are summarized in Table 1.</w:t>
       </w:r>
     </w:p>
     <w:p>
@@ -252,13 +224,13 @@
           </w:tcPr>
           <w:p>
             <w:pPr>
-              <w:spacing w:line="240" w:lineRule="auto" w:after="0"/>
+              <w:spacing w:line="216" w:lineRule="auto" w:after="0"/>
             </w:pPr>
             <w:r>
               <w:rPr>
                 <w:rFonts w:ascii="Arial" w:hAnsi="Arial"/>
                 <w:b/>
-                <w:sz w:val="18"/>
+                <w:sz w:val="16"/>
               </w:rPr>
               <w:t>Major group</w:t>
             </w:r>
@@ -272,13 +244,13 @@
           </w:tcPr>
           <w:p>
             <w:pPr>
-              <w:spacing w:line="240" w:lineRule="auto" w:after="0"/>
+              <w:spacing w:line="216" w:lineRule="auto" w:after="0"/>
             </w:pPr>
             <w:r>
               <w:rPr>
                 <w:rFonts w:ascii="Arial" w:hAnsi="Arial"/>
                 <w:b/>
-                <w:sz w:val="18"/>
+                <w:sz w:val="16"/>
               </w:rPr>
               <w:t>Genomes</w:t>
             </w:r>
@@ -292,13 +264,13 @@
           </w:tcPr>
           <w:p>
             <w:pPr>
-              <w:spacing w:line="240" w:lineRule="auto" w:after="0"/>
+              <w:spacing w:line="216" w:lineRule="auto" w:after="0"/>
             </w:pPr>
             <w:r>
               <w:rPr>
                 <w:rFonts w:ascii="Arial" w:hAnsi="Arial"/>
                 <w:b/>
-                <w:sz w:val="18"/>
+                <w:sz w:val="16"/>
               </w:rPr>
               <w:t>Panel rule</w:t>
             </w:r>
@@ -316,12 +288,12 @@
           </w:tcPr>
           <w:p>
             <w:pPr>
-              <w:spacing w:line="240" w:lineRule="auto" w:after="0"/>
+              <w:spacing w:line="216" w:lineRule="auto" w:after="0"/>
             </w:pPr>
             <w:r>
               <w:rPr>
                 <w:rFonts w:ascii="Arial" w:hAnsi="Arial"/>
-                <w:sz w:val="18"/>
+                <w:sz w:val="16"/>
               </w:rPr>
               <w:t>Euryarchaeota</w:t>
             </w:r>
@@ -334,12 +306,12 @@
           </w:tcPr>
           <w:p>
             <w:pPr>
-              <w:spacing w:line="240" w:lineRule="auto" w:after="0"/>
+              <w:spacing w:line="216" w:lineRule="auto" w:after="0"/>
             </w:pPr>
             <w:r>
               <w:rPr>
                 <w:rFonts w:ascii="Arial" w:hAnsi="Arial"/>
-                <w:sz w:val="18"/>
+                <w:sz w:val="16"/>
               </w:rPr>
               <w:t>140</w:t>
             </w:r>
@@ -352,12 +324,12 @@
           </w:tcPr>
           <w:p>
             <w:pPr>
-              <w:spacing w:line="240" w:lineRule="auto" w:after="0"/>
+              <w:spacing w:line="216" w:lineRule="auto" w:after="0"/>
             </w:pPr>
             <w:r>
               <w:rPr>
                 <w:rFonts w:ascii="Arial" w:hAnsi="Arial"/>
-                <w:sz w:val="18"/>
+                <w:sz w:val="16"/>
               </w:rPr>
               <w:t>Proportional sampling within group; cap 140</w:t>
             </w:r>
@@ -375,14 +347,13 @@
           </w:tcPr>
           <w:p>
             <w:pPr>
-              <w:spacing w:line="240" w:lineRule="auto" w:after="0"/>
+              <w:spacing w:after="0" w:line="216" w:lineRule="auto"/>
             </w:pPr>
             <w:r>
               <w:rPr>
-                <w:rFonts w:ascii="Arial" w:hAnsi="Arial"/>
-                <w:sz w:val="18"/>
+                <w:sz w:val="16"/>
               </w:rPr>
-              <w:t>Crenarchaeota and TACK</w:t>
+              <w:t>Crenarchaeota within TACK</w:t>
             </w:r>
           </w:p>
         </w:tc>
@@ -393,12 +364,12 @@
           </w:tcPr>
           <w:p>
             <w:pPr>
-              <w:spacing w:line="240" w:lineRule="auto" w:after="0"/>
+              <w:spacing w:line="216" w:lineRule="auto" w:after="0"/>
             </w:pPr>
             <w:r>
               <w:rPr>
                 <w:rFonts w:ascii="Arial" w:hAnsi="Arial"/>
-                <w:sz w:val="18"/>
+                <w:sz w:val="16"/>
               </w:rPr>
               <w:t>70</w:t>
             </w:r>
@@ -411,12 +382,12 @@
           </w:tcPr>
           <w:p>
             <w:pPr>
-              <w:spacing w:line="240" w:lineRule="auto" w:after="0"/>
+              <w:spacing w:line="216" w:lineRule="auto" w:after="0"/>
             </w:pPr>
             <w:r>
               <w:rPr>
                 <w:rFonts w:ascii="Arial" w:hAnsi="Arial"/>
-                <w:sz w:val="18"/>
+                <w:sz w:val="16"/>
               </w:rPr>
               <w:t>Proportional sampling within group; cap 70</w:t>
             </w:r>
@@ -434,14 +405,13 @@
           </w:tcPr>
           <w:p>
             <w:pPr>
-              <w:spacing w:line="240" w:lineRule="auto" w:after="0"/>
+              <w:spacing w:after="0" w:line="216" w:lineRule="auto"/>
             </w:pPr>
             <w:r>
               <w:rPr>
-                <w:rFonts w:ascii="Arial" w:hAnsi="Arial"/>
-                <w:sz w:val="18"/>
+                <w:sz w:val="16"/>
               </w:rPr>
-              <w:t>Thaumarchaeota</w:t>
+              <w:t>Thaumarchaeota within TACK</w:t>
             </w:r>
           </w:p>
         </w:tc>
@@ -452,12 +422,12 @@
           </w:tcPr>
           <w:p>
             <w:pPr>
-              <w:spacing w:line="240" w:lineRule="auto" w:after="0"/>
+              <w:spacing w:line="216" w:lineRule="auto" w:after="0"/>
             </w:pPr>
             <w:r>
               <w:rPr>
                 <w:rFonts w:ascii="Arial" w:hAnsi="Arial"/>
-                <w:sz w:val="18"/>
+                <w:sz w:val="16"/>
               </w:rPr>
               <w:t>51</w:t>
             </w:r>
@@ -470,12 +440,12 @@
           </w:tcPr>
           <w:p>
             <w:pPr>
-              <w:spacing w:line="240" w:lineRule="auto" w:after="0"/>
+              <w:spacing w:line="216" w:lineRule="auto" w:after="0"/>
             </w:pPr>
             <w:r>
               <w:rPr>
                 <w:rFonts w:ascii="Arial" w:hAnsi="Arial"/>
-                <w:sz w:val="18"/>
+                <w:sz w:val="16"/>
               </w:rPr>
               <w:t>All available genomes retained</w:t>
             </w:r>
@@ -493,12 +463,12 @@
           </w:tcPr>
           <w:p>
             <w:pPr>
-              <w:spacing w:line="240" w:lineRule="auto" w:after="0"/>
+              <w:spacing w:line="216" w:lineRule="auto" w:after="0"/>
             </w:pPr>
             <w:r>
               <w:rPr>
                 <w:rFonts w:ascii="Arial" w:hAnsi="Arial"/>
-                <w:sz w:val="18"/>
+                <w:sz w:val="16"/>
               </w:rPr>
               <w:t>DPANN</w:t>
             </w:r>
@@ -511,12 +481,12 @@
           </w:tcPr>
           <w:p>
             <w:pPr>
-              <w:spacing w:line="240" w:lineRule="auto" w:after="0"/>
+              <w:spacing w:line="216" w:lineRule="auto" w:after="0"/>
             </w:pPr>
             <w:r>
               <w:rPr>
                 <w:rFonts w:ascii="Arial" w:hAnsi="Arial"/>
-                <w:sz w:val="18"/>
+                <w:sz w:val="16"/>
               </w:rPr>
               <w:t>33</w:t>
             </w:r>
@@ -529,12 +499,12 @@
           </w:tcPr>
           <w:p>
             <w:pPr>
-              <w:spacing w:line="240" w:lineRule="auto" w:after="0"/>
+              <w:spacing w:line="216" w:lineRule="auto" w:after="0"/>
             </w:pPr>
             <w:r>
               <w:rPr>
                 <w:rFonts w:ascii="Arial" w:hAnsi="Arial"/>
-                <w:sz w:val="18"/>
+                <w:sz w:val="16"/>
               </w:rPr>
               <w:t>All available genomes retained</w:t>
             </w:r>
@@ -552,12 +522,12 @@
           </w:tcPr>
           <w:p>
             <w:pPr>
-              <w:spacing w:line="240" w:lineRule="auto" w:after="0"/>
+              <w:spacing w:line="216" w:lineRule="auto" w:after="0"/>
             </w:pPr>
             <w:r>
               <w:rPr>
                 <w:rFonts w:ascii="Arial" w:hAnsi="Arial"/>
-                <w:sz w:val="18"/>
+                <w:sz w:val="16"/>
               </w:rPr>
               <w:t>Asgardarchaeota</w:t>
             </w:r>
@@ -570,12 +540,12 @@
           </w:tcPr>
           <w:p>
             <w:pPr>
-              <w:spacing w:line="240" w:lineRule="auto" w:after="0"/>
+              <w:spacing w:line="216" w:lineRule="auto" w:after="0"/>
             </w:pPr>
             <w:r>
               <w:rPr>
                 <w:rFonts w:ascii="Arial" w:hAnsi="Arial"/>
-                <w:sz w:val="18"/>
+                <w:sz w:val="16"/>
               </w:rPr>
               <w:t>19</w:t>
             </w:r>
@@ -588,12 +558,12 @@
           </w:tcPr>
           <w:p>
             <w:pPr>
-              <w:spacing w:line="240" w:lineRule="auto" w:after="0"/>
+              <w:spacing w:line="216" w:lineRule="auto" w:after="0"/>
             </w:pPr>
             <w:r>
               <w:rPr>
                 <w:rFonts w:ascii="Arial" w:hAnsi="Arial"/>
-                <w:sz w:val="18"/>
+                <w:sz w:val="16"/>
               </w:rPr>
               <w:t>All available genomes retained</w:t>
             </w:r>
@@ -611,12 +581,12 @@
           </w:tcPr>
           <w:p>
             <w:pPr>
-              <w:spacing w:line="240" w:lineRule="auto" w:after="0"/>
+              <w:spacing w:line="216" w:lineRule="auto" w:after="0"/>
             </w:pPr>
             <w:r>
               <w:rPr>
                 <w:rFonts w:ascii="Arial" w:hAnsi="Arial"/>
-                <w:sz w:val="18"/>
+                <w:sz w:val="16"/>
               </w:rPr>
               <w:t>Other deep TACK</w:t>
             </w:r>
@@ -629,12 +599,12 @@
           </w:tcPr>
           <w:p>
             <w:pPr>
-              <w:spacing w:line="240" w:lineRule="auto" w:after="0"/>
+              <w:spacing w:line="216" w:lineRule="auto" w:after="0"/>
             </w:pPr>
             <w:r>
               <w:rPr>
                 <w:rFonts w:ascii="Arial" w:hAnsi="Arial"/>
-                <w:sz w:val="18"/>
+                <w:sz w:val="16"/>
               </w:rPr>
               <w:t>15</w:t>
             </w:r>
@@ -647,12 +617,12 @@
           </w:tcPr>
           <w:p>
             <w:pPr>
-              <w:spacing w:line="240" w:lineRule="auto" w:after="0"/>
+              <w:spacing w:line="216" w:lineRule="auto" w:after="0"/>
             </w:pPr>
             <w:r>
               <w:rPr>
                 <w:rFonts w:ascii="Arial" w:hAnsi="Arial"/>
-                <w:sz w:val="18"/>
+                <w:sz w:val="16"/>
               </w:rPr>
               <w:t>All available genomes retained</w:t>
             </w:r>
@@ -670,14 +640,13 @@
           </w:tcPr>
           <w:p>
             <w:pPr>
-              <w:spacing w:line="240" w:lineRule="auto" w:after="0"/>
+              <w:spacing w:after="0" w:line="216" w:lineRule="auto"/>
             </w:pPr>
             <w:r>
               <w:rPr>
-                <w:rFonts w:ascii="Arial" w:hAnsi="Arial"/>
-                <w:sz w:val="18"/>
+                <w:sz w:val="16"/>
               </w:rPr>
-              <w:t>Korarchaeota</w:t>
+              <w:t>Korarchaeota within TACK</w:t>
             </w:r>
           </w:p>
         </w:tc>
@@ -688,12 +657,12 @@
           </w:tcPr>
           <w:p>
             <w:pPr>
-              <w:spacing w:line="240" w:lineRule="auto" w:after="0"/>
+              <w:spacing w:line="216" w:lineRule="auto" w:after="0"/>
             </w:pPr>
             <w:r>
               <w:rPr>
                 <w:rFonts w:ascii="Arial" w:hAnsi="Arial"/>
-                <w:sz w:val="18"/>
+                <w:sz w:val="16"/>
               </w:rPr>
               <w:t>3</w:t>
             </w:r>
@@ -706,12 +675,12 @@
           </w:tcPr>
           <w:p>
             <w:pPr>
-              <w:spacing w:line="240" w:lineRule="auto" w:after="0"/>
+              <w:spacing w:line="216" w:lineRule="auto" w:after="0"/>
             </w:pPr>
             <w:r>
               <w:rPr>
                 <w:rFonts w:ascii="Arial" w:hAnsi="Arial"/>
-                <w:sz w:val="18"/>
+                <w:sz w:val="16"/>
               </w:rPr>
               <w:t>All available genomes retained</w:t>
             </w:r>
@@ -726,10 +695,7 @@
         <w:jc w:val="left"/>
       </w:pPr>
       <w:r>
-        <w:rPr>
-          <w:rFonts w:ascii="Arial" w:hAnsi="Arial"/>
-        </w:rPr>
-        <w:t>The panel includes 155 complete assemblies, 4 chromosome level assemblies, 58 scaffolds, and 114 contig level assemblies. This mixture broadens lineage representation but makes absence calls conservative, especially in incomplete genomes.</w:t>
+        <w:t>The panel includes 155 complete assemblies, 4 chromosome-level assemblies, 58 scaffolds, and 114 contig-level assemblies. This mixture broadens lineage representation but makes absence calls conservative, especially in incomplete genomes.</w:t>
       </w:r>
     </w:p>
     <w:p>
@@ -740,10 +706,7 @@
         <w:jc w:val="left"/>
       </w:pPr>
       <w:r>
-        <w:rPr>
-          <w:rFonts w:ascii="Arial" w:hAnsi="Arial"/>
-        </w:rPr>
-        <w:t>A bounded search reveals extensive sequence diversity beyond the reference set</w:t>
+        <w:t>A bounded search reveals diversity outside the historical reference set</w:t>
       </w:r>
     </w:p>
     <w:p>
@@ -753,10 +716,7 @@
         <w:jc w:val="left"/>
       </w:pPr>
       <w:r>
-        <w:rPr>
-          <w:rFonts w:ascii="Arial" w:hAnsi="Arial"/>
-        </w:rPr>
-        <w:t>We scanned the 331 proteomes against profiles from Pfam clans CL0123 and CL0057 after removing the twenty profile models used to represent the nineteen canonical families. Candidate and canonical matches were compared on the aligned protein-domain interval, not on an upstream DNA regulatory region. For each protein, the highest-scoring candidate interval was retained. A canonical hit excluded that candidate only when it overlapped more than half of the candidate interval and its domain bit score was no more than 5 bits below the candidate score. The 5-bit tolerance was inherited from the original pipeline and was not chosen by prospective performance optimization. Because the released archive lacks the complete prefilter hit tables, its sensitivity cannot be recomputed; the threshold is therefore an operational assignment rule, not a biological cutoff.</w:t>
+        <w:t>We scanned the 331 proteomes against profiles from Pfam clans CL0123 and CL0057 after removing twenty profile models reported to represent nineteen reference families. Candidate and reference matches were compared on the aligned protein-domain interval. For each protein, the highest-scoring candidate interval was retained. A reference hit excluded that candidate only when it overlapped more than half of the candidate interval and its domain bit score was no more than 5 bits below the candidate score. The 5-bit tolerance was inherited rather than prospectively optimized. The exact historical Pfam release, reference profile accessions, candidate profile accessions and complete prefilter hit tables are unavailable. This stage therefore defines the provenance boundary of the release and cannot be rerun exactly.</w:t>
       </w:r>
     </w:p>
     <w:p>
@@ -766,10 +726,7 @@
         <w:jc w:val="left"/>
       </w:pPr>
       <w:r>
-        <w:rPr>
-          <w:rFonts w:ascii="Arial" w:hAnsi="Arial"/>
-        </w:rPr>
-        <w:t>Within this defined universe, 38,153 proteins carried a targeted domain. Of these, 16,535 (43.3 percent) matched the nineteen family reference set, 14,451 (37.9 percent) matched another characterized family, and 7,167 (18.8 percent) were assigned to a DUF or lacked a Pfam annotation. These numbers quantify diversity relative to the chosen reference and clans; they do not imply that 56.7 percent of all archaeal transcription factors are unknown.</w:t>
+        <w:t>Within this defined universe, 38,153 proteins carried a targeted domain. Of these, 16,535 (43.3 percent) matched the nineteen-family reference set, 14,451 (37.9 percent) matched another characterized family, and 7,167 (18.8 percent) were assigned to a DUF or lacked a Pfam annotation. These numbers quantify diversity relative to the chosen reference and clans; they do not imply that 56.7 percent of all archaeal transcription factors are unknown.</w:t>
       </w:r>
     </w:p>
     <w:p>
@@ -849,10 +806,7 @@
         <w:jc w:val="left"/>
       </w:pPr>
       <w:r>
-        <w:rPr>
-          <w:rFonts w:ascii="Arial" w:hAnsi="Arial"/>
-        </w:rPr>
-        <w:t>The noncanonical proteins were clustered with MMseqs2 at 30 percent sequence identity and 60 percent coverage. We retained clusters with a median protein length below 250 amino acids, at least 60 percent of members below 250 amino acids, and occurrence in at least five panel genomes, then removed clusters carrying keywords associated with clearly nonregulatory functions. This produced 250 candidate families, nArcR-1 through nArcR-250, comprising 13,237 proteins. Of the families, 171 have a characterized domain outside the reference set and 79 were uncharacterized by Pfam. Accordingly, the main novelty is the family level organization and archaeal distribution of noncanonical clan members, not 250 newly discovered DNA-binding folds.</w:t>
+        <w:t>The noncanonical proteins were clustered with MMseqs2 at 30 percent sequence identity and 60 percent coverage. We retained clusters with a median protein length below 250 amino acids, at least 60 percent of members below 250 amino acids, and occurrence in at least five panel genomes, then removed clusters carrying keywords associated with clearly nonregulatory functions. This produced 250 candidate families, nArcR-1 through nArcR-250, comprising 13,237 proteins. Of the families, 171 have a characterized domain outside the reference set and 79 were uncharacterized by Pfam. Accordingly, the main novelty is the family-level organization and archaeal distribution of noncanonical clan members, not 250 newly discovered DNA-binding folds.</w:t>
       </w:r>
     </w:p>
     <w:p>
@@ -862,10 +816,7 @@
         <w:jc w:val="left"/>
       </w:pPr>
       <w:r>
-        <w:rPr>
-          <w:rFonts w:ascii="Arial" w:hAnsi="Arial"/>
-        </w:rPr>
-        <w:t>A previously completed 24 setting clustering sweep showed that 130 families remained stable across at least half the settings and 80 across at least 20 settings. Higher identity thresholds usually split families into pure subfamilies, whereas lower thresholds merged some boundaries. No family collapsed into a canonical cluster. Family existence is therefore more stable than exact granularity.</w:t>
+        <w:t>A previously completed 24-setting clustering sweep showed that 130 families remained stable across at least half the settings and 80 across at least 20 settings. Higher identity thresholds usually split families into pure subfamilies, whereas lower thresholds merged some boundaries. No family collapsed into a canonical cluster. Family existence is therefore more stable than exact granularity.</w:t>
       </w:r>
     </w:p>
     <w:p>
@@ -876,10 +827,7 @@
         <w:jc w:val="left"/>
       </w:pPr>
       <w:r>
-        <w:rPr>
-          <w:rFonts w:ascii="Arial" w:hAnsi="Arial"/>
-        </w:rPr>
-        <w:t>Within panel resampling separates detection from abundance threshold sensitivity</w:t>
+        <w:t>Within-panel resampling separates detection from abundance threshold sensitivity</w:t>
       </w:r>
     </w:p>
     <w:p>
@@ -889,16 +837,15 @@
         <w:jc w:val="left"/>
       </w:pPr>
       <w:r>
-        <w:rPr>
-          <w:rFonts w:ascii="Arial" w:hAnsi="Arial"/>
-        </w:rPr>
-        <w:t>We added a 500 replicate resampling analysis using the released panel and membership table. In stratified samples retaining 80 percent of each lineage, all 250 families were detected at least once in every replicate; a median of 212 retained membership in at least five sampled genomes (95 percent interval 204 to 220). When all rare groups were retained and the two capped groups were reduced to 80 percent, all families were again detected and a median of 224 retained five genomes (218 to 231). A deliberately smaller panel capped every major group at 30 genomes, producing 157 genomes, recovered a median of 242 families at least once (235 to 247) and 137 at five genomes (127 to 148). The analysis supports the robustness of catalog detection to moderate within panel resampling, while showing that the five genome inclusion rule is sensitive to panel size. It cannot substitute for full rediscovery from alternative draws of the unreleased 1,069 genome candidate pool.</w:t>
-      </w:r>
-      <w:r>
-        <w:rPr>
-          <w:rFonts w:ascii="Arial" w:hAnsi="Arial"/>
-        </w:rPr>
-        <w:t xml:space="preserve"> (Supplementary Fig. S1).</w:t>
+        <w:t>We added a 500-replicate resampling analysis using the released panel and membership table. In stratified samples retaining 80 percent of each lineage, all 250 families were detected at least once in every replicate; a median of 212 retained membership in at least five sampled genomes (95 percent interval 204 to 220). When all rare groups were retained and the two capped groups were reduced to 80 percent, all families were again detected and a median of 224 retained five-genomes (218 to 231). A deliberately smaller panel capped every major group at 30 genomes, producing 157 genomes, recovered a median of 242 families at least once (235 to 247) and 137 at five-genomes (127 to 148). The analysis supports the robustness of catalog detection to moderate within-panel resampling, while showing that the five-genome inclusion rule is sensitive to panel size. It cannot substitute for full rediscovery from alternative draws of the unreleased 1,069-genome candidate pool. (Supplementary Fig. S1).</w:t>
+      </w:r>
+    </w:p>
+    <w:p>
+      <w:pPr>
+        <w:pStyle w:val="BodyText"/>
+      </w:pPr>
+      <w:r>
+        <w:t>A separate lineage-stratified accumulation analysis sampled 10–100% of each major group. At 10% of the panel, the median sample contained 34 genomes and detected 187 families at least once, but only 54 in at least five genomes. At 50%, 249 families were detected and 156 met the five-genome criterion; all 250 were detected by the 60% samples, although only 174 met the five-genome criterion. The contrast shows that detecting a released family saturates earlier than satisfying the abundance threshold used during discovery. These values describe observation of fixed families and do not repeat discovery. (Supplementary Fig. S10).</w:t>
       </w:r>
     </w:p>
     <w:p>
@@ -950,11 +897,7 @@
         <w:jc w:val="left"/>
       </w:pPr>
       <w:r>
-        <w:rPr>
-          <w:rFonts w:ascii="Arial" w:hAnsi="Arial"/>
-          <w:color w:val="000000"/>
-        </w:rPr>
-        <w:t>Figure 2. Within panel resampling sensitivity. Boxes summarize 500 replicates per scheme. The dashed line marks the complete 250 family catalog. Family detection is robust to moderate stratified resampling, whereas retention above the five genome criterion declines with sample size.</w:t>
+        <w:t>Figure 2. Within-panel resampling sensitivity. Boxes summarize 500 replicates per scheme. The dashed line marks the complete 250 family catalog. Family detection is robust to moderate stratified resampling, whereas retention above the five-genome criterion declines with sample size.</w:t>
       </w:r>
     </w:p>
     <w:p>
@@ -978,10 +921,7 @@
         <w:jc w:val="left"/>
       </w:pPr>
       <w:r>
-        <w:rPr>
-          <w:rFonts w:ascii="Arial" w:hAnsi="Arial"/>
-        </w:rPr>
-        <w:t>For 96 families with at least 20 members, 30 percent of sequences were withheld, family HMMs were rebuilt, and the withheld sequences were reassigned. The correct family was recovered for 3,444 of 3,538 sequences (97.3 percent); the median best versus second best score margin was 85.9 bits. This tests assignment separability after the families have been defined, not whether the initial search universe was exhaustive.</w:t>
+        <w:t>For 96 families with at least 20 members, 30% of sequences were withheld at random, family HMMs were rebuilt and the withheld sequences were reassigned. The correct family was recovered for 3,444 of 3,538 sequences (97.3%), with a median best-versus-second-best score margin of 85.9 bits. Because related sequences can occur in both partitions, this sequence-level split is an optimistic assignment check rather than phylogenetically independent validation.</w:t>
       </w:r>
     </w:p>
     <w:p>
@@ -991,10 +931,7 @@
         <w:jc w:val="left"/>
       </w:pPr>
       <w:r>
-        <w:rPr>
-          <w:rFonts w:ascii="Arial" w:hAnsi="Arial"/>
-        </w:rPr>
-        <w:t>A prespecified 782-sequence subset spanning ten phylogenetic example families was used for an additional alignment-free boundary check. In leave-one-sequence-out classification using dipeptide-composition centroids, family-specific accuracies ranged from 0.775 to 0.963. This result supports compositional separability in that subset only; it does not validate the remaining 240 family boundaries. The complete 13,237-member sequence collection is now deposited for future catalog-wide clade-blocked validation. (Supplementary Fig. S8).</w:t>
+        <w:t>We therefore added a catalog-wide complete-genus holdout analysis using all deposited sequences and the genus labels in the discovery-panel metadata. Normalized dipeptide centroids were fitted after removing every sequence from the test sequence's genus. The analysis evaluated 13,166 of 13,237 sequences from 245 of 250 families. Median family accuracy was 0.826, macro-averaged family accuracy was 0.721, and 197 families had a positive median own-family separation margin. Five families lacked sufficient genus-separated training data. This conservative composition-based test supports many, but not all, released boundaries and does not constitute calibrated HMM validation. (Supplementary Fig. S11).</w:t>
       </w:r>
     </w:p>
     <w:p>
@@ -1004,10 +941,7 @@
         <w:jc w:val="left"/>
       </w:pPr>
       <w:r>
-        <w:rPr>
-          <w:rFonts w:ascii="Arial" w:hAnsi="Arial"/>
-        </w:rPr>
-        <w:t>Projection placed the families across an accounting set of 3,526 archaeal genomes: 1,324 isolates, 1,986 metagenome-assembled genomes, and 216 single-amplified genomes. Corrected prevalence was recomputed against the full lineage denominators after 379 initially zero hit genomes were rescued by HMM scanning. The released raw presence absence and copy number matrices contain only the earlier 3,192 genome pass; therefore corrected prevalence tables, not those legacy matrices, support the 3,526 genome summaries. Because MAGs and SAGs may be incomplete, no confident hit is not equivalent to confirmed biological absence.</w:t>
+        <w:t>Archived aggregate accounting places detections across 3,526 archaeal genomes: 1,324 isolates, 1,986 metagenome-assembled genomes and 216 single-amplified genomes. A rescue stage changed 379 genomes from an initial zero-hit status to at least one hit, and the released accounting flag has been corrected to match that final fate. Family-resolved presence-absence and copy-number matrices are available for only the earlier 3,192-genome pass. We therefore treat the 3,526-genome group summaries as archived descriptive aggregates and base accession-level prevalence, uncertainty and sensitivity analyses on the reproducible 3,192-genome matrix.</w:t>
       </w:r>
     </w:p>
     <w:p>
@@ -1017,16 +951,7 @@
         <w:jc w:val="left"/>
       </w:pPr>
       <w:r>
-        <w:rPr>
-          <w:rFonts w:ascii="Arial" w:hAnsi="Arial"/>
-        </w:rPr>
-        <w:t>We tested profile transfer on accessions outside the discovery panel by drawing 500 lineage-matched samples of 331 genomes from the released 3,192 genome projection matrix. The samples used the discovery panel lineage counts and had zero accession overlap with the discovery set. A median of 245 of 250 families was detected at least once in each sample (95 percent interval 242 to 248), and a median of 206 occurred in at least five genomes (198 to 215). This result supports transferability of the released family HMMs to independent genomes. It does not test whether the full scan and clustering workflow would rediscover the same family boundaries.</w:t>
-      </w:r>
-      <w:r>
-        <w:rPr>
-          <w:rFonts w:ascii="Arial" w:hAnsi="Arial"/>
-        </w:rPr>
-        <w:t xml:space="preserve"> (Supplementary Fig. S2).</w:t>
+        <w:t>We tested profile transfer on accessions outside the discovery panel by drawing 500 lineage-matched samples of 331 genomes from the released 3,192 genome projection matrix. The samples used the discovery panel lineage counts and had zero accession overlap with the discovery set. A median of 245 of 250 families was detected at least once in each sample (95 percent interval 242 to 248), and a median of 206 occurred in at least five-genomes (198 to 215). This result supports transferability of the released family HMMs to independent genomes. It does not test whether the full scan and clustering workflow would rediscover the same family boundaries. (Supplementary Fig. S2).</w:t>
       </w:r>
     </w:p>
     <w:p>
@@ -1172,11 +1097,7 @@
         <w:jc w:val="left"/>
       </w:pPr>
       <w:r>
-        <w:rPr>
-          <w:rFonts w:ascii="Arial" w:hAnsi="Arial"/>
-          <w:color w:val="000000"/>
-        </w:rPr>
-        <w:t>Figure 4. Corrected cross-lineage prevalence for the 40 catalogued families with the highest mean prevalence. Values use the full 3,526-genome group denominators and should be interpreted as confident detections rather than definitive absences.</w:t>
+        <w:t>Figure 4. Archived cross-lineage prevalence for the 40 families with the highest mean prevalence. Values use aggregate 3,526-genome group denominators. Family-resolved matrices are unavailable for the final rescue stage, so these values are descriptive and are not used for accession-level uncertainty analyses.</w:t>
       </w:r>
     </w:p>
     <w:p>
@@ -1213,10 +1134,7 @@
         <w:jc w:val="left"/>
       </w:pPr>
       <w:r>
-        <w:rPr>
-          <w:rFonts w:ascii="Arial" w:hAnsi="Arial"/>
-        </w:rPr>
-        <w:t>Upstream motif discovery provides a separate line of evidence. Eleven of twelve tested families produced a motif that exceeded mononucleotide, dinucleotide, and shuffled family assignment nulls after multiple testing correction. nArcR-6 failed the assignment null. In a deeper analysis of six flagship families, motifs derived from regulator upstreams were generally not enriched upstream of their predicted neighboring targets; five of six tests had p greater than 0.5 and nArcR-20 was marginal at p equals 0.04. These negative results rule out a direct regulon claim from the present data. The neighborhood and motif results instead nominate protein families and loci for binding assays and genetic perturbation.</w:t>
+        <w:t>Upstream motif discovery provides a separate line of evidence. For each of the three null models, Benjamini-Hochberg adjustment was applied across the 12 tested families. Eleven families passed the mononucleotide, dinucleotide and shuffled-family-assignment nulls; nArcR-6 failed the assignment null. In the archived deeper analysis of six example families, five tests had nominal p &gt; 0.5 and nArcR-20 had nominal p = 0.04. The source table needed to reconstruct correction across those six tests was not preserved, so the p = 0.04 result is not treated as significant. These results do not support a direct regulon claim.</w:t>
       </w:r>
     </w:p>
     <w:p>
@@ -1226,10 +1144,7 @@
         <w:jc w:val="left"/>
       </w:pPr>
       <w:r>
-        <w:rPr>
-          <w:rFonts w:ascii="Arial" w:hAnsi="Arial"/>
-        </w:rPr>
-        <w:t>We next relearned each motif after splitting genomes into 70 percent training and 30 percent test sets for 30 seeded replicates. All 12 motifs had median held out AUC above 0.5 against dinucleotide shuffled versions of the same sequences. Ten of 12 produced an AUC above 0.5 against GC matched upstreams of other families in at least 26 resamples. nArcR-20 and nArcR-24 did not. The repeated splits overlap, so we report their distributions descriptively rather than treat them as independent observations for hypothesis testing. nArcR-6 showed weak but directionally consistent discrimination from other families (median AUC 0.580), which does not override its failure under the earlier shuffled family assignment null. These results provide out of sample sequence evidence for most tested motifs, but do not demonstrate protein binding or regulation. (Supplementary Fig. S3).</w:t>
+        <w:t>We next relearned each motif after splitting genomes into 70 percent training and 30 percent test sets for 30 seeded replicates. All 12 motifs had median held-out AUC above 0.5 against dinucleotide-shuffled versions of the same sequences. Ten of 12 produced an AUC above 0.5 against GC-matched upstreams of other families in at least 26 resamples. nArcR-20 and nArcR-24 did not. The repeated splits overlap, so we report their distributions descriptively rather than treat them as independent observations for hypothesis testing. nArcR-6 showed weak but directionally consistent discrimination from other families (median AUC 0.580), which does not override its failure under the earlier shuffled family assignment null. These results provide out of sample sequence evidence for most tested motifs, but do not demonstrate protein binding or regulation. (Supplementary Fig. S3).</w:t>
       </w:r>
     </w:p>
     <w:p>
@@ -1268,6 +1183,22 @@
           <w:rFonts w:ascii="Arial" w:hAnsi="Arial"/>
         </w:rPr>
         <w:t xml:space="preserve"> (Supplementary Fig. S9).</w:t>
+      </w:r>
+    </w:p>
+    <w:p>
+      <w:pPr>
+        <w:pStyle w:val="Heading2"/>
+      </w:pPr>
+      <w:r>
+        <w:t>Selected-family trees show taxonomic clustering</w:t>
+      </w:r>
+    </w:p>
+    <w:p>
+      <w:pPr>
+        <w:pStyle w:val="BodyText"/>
+      </w:pPr>
+      <w:r>
+        <w:t>Maximum-likelihood trees were examined for ten prespecified example families containing 62–80 tips. Eight families had fewer observed phylum-state changes than expected in 500 tip-label permutations (permutation p=0.002 for each); nArcR-17 and nArcR-33 did not (p=0.934 and 0.904). Median ultrafast-bootstrap support across the ten trees ranged from 86 to 98. These selected-family results show taxonomic-clustering but do not distinguish vertical inheritance from lineage-biased sampling or horizontal transfer.</w:t>
       </w:r>
     </w:p>
     <w:p>
@@ -1347,10 +1278,7 @@
         <w:jc w:val="left"/>
       </w:pPr>
       <w:r>
-        <w:rPr>
-          <w:rFonts w:ascii="Arial" w:hAnsi="Arial"/>
-        </w:rPr>
-        <w:t>Structural comparisons were available for 184 family representatives. Using a curated reference of 66 DNA-binding and non DNA-binding folds and a TM score threshold of 0.55, 175 representatives matched a known DNA-binding fold and nine had no match among the tested references. The latter are candidates for further structural investigation, not established new folds. The reference library is curated rather than exhaustive, and nine families lacked a scored structure.</w:t>
+        <w:t>AlphaFold Database models were located for 193 representatives, and 184 produced scored Foldseek comparisons against 66 curated DNA-binding and non-DNA-binding reference folds. At the prespecified TM-score threshold of 0.55, 175 of 184 scored representatives matched a DNA-binding reference and nine did not; a different nine families lacked a scored comparison. Because the catalog was discovered inside HTH/RHH Pfam clans and the reference library was curated rather than exhaustive, this is a structural-consistency analysis rather than independent proof of DNA binding or fold novelty.</w:t>
       </w:r>
     </w:p>
     <w:p>
@@ -1360,10 +1288,7 @@
         <w:jc w:val="left"/>
       </w:pPr>
       <w:r>
-        <w:rPr>
-          <w:rFonts w:ascii="Arial" w:hAnsi="Arial"/>
-        </w:rPr>
-        <w:t>Among the 79 families uncharacterized by Pfam, Conserved Domain Database searches resolved 56, including 44 to a functionally named orthologous group. Structural comparison resolved 14 additional families. Nine remained unresolved by both resources. These nine are the highest priority experimental targets because they survive both sequence and fold based annotation attempts.</w:t>
+        <w:t>Among the 79 families initially uncharacterized by Pfam, Conserved Domain Database searches classified 56. Fourteen additional families without a CDD classification exceeded the structural threshold, and nine had neither a qualifying CDD result nor a qualifying structural match. The sequence and structural counts refer to this 79-family decision flow; they are distinct from the nine catalog representatives without a scored Foldseek comparison.</w:t>
       </w:r>
     </w:p>
     <w:p>
@@ -1443,10 +1368,7 @@
         <w:jc w:val="left"/>
       </w:pPr>
       <w:r>
-        <w:rPr>
-          <w:rFonts w:ascii="Arial" w:hAnsi="Arial"/>
-        </w:rPr>
-        <w:t>The two targeted Pfam clans contain substantial archaeal diversity outside a standard nineteen family reference set. That excess is not a collection of isolated sequences: it forms separable families, many recur across genomes and lineages, and most representatives map to recognized domain or fold classes. The strongest conclusion is therefore that familiar annotations underdescribe the family structure of archaeal HTH and RHH clan proteins.</w:t>
+        <w:t>The two targeted Pfam clans contain substantial archaeal diversity outside the historical nineteen-family reference assignment. That excess is not a collection of isolated sequences: it forms separable families, many recur across genomes and lineages, and most representatives map to recognized domain or fold classes. The strongest conclusion is therefore that familiar annotations underdescribe the family structure of archaeal HTH and RHH clan proteins.</w:t>
       </w:r>
     </w:p>
     <w:p>
@@ -1456,10 +1378,7 @@
         <w:jc w:val="left"/>
       </w:pPr>
       <w:r>
-        <w:rPr>
-          <w:rFonts w:ascii="Arial" w:hAnsi="Arial"/>
-        </w:rPr>
-        <w:t>The result is narrower than the original framing of a domain wide map of transcription factors. The workflow begins with CL0123 and CL0057, so it cannot discover DNA-binding proteins outside those clans or proteins too diverged to match their profiles. It also cannot infer transcription factor activity from a domain alone. Recasting the study around a bounded catalog makes its quantitative claims testable and its novelty more precise.</w:t>
+        <w:t>The result is narrower than the original framing of a domain-wide map of transcription factors. The workflow begins with CL0123 and CL0057, so it cannot discover DNA-binding proteins outside those clans or proteins too diverged to match their profiles. It also cannot infer transcription factor activity from a domain alone. Recasting the study around a bounded catalog makes its quantitative claims testable and its novelty more precise.</w:t>
       </w:r>
     </w:p>
     <w:p>
@@ -1469,10 +1388,7 @@
         <w:jc w:val="left"/>
       </w:pPr>
       <w:r>
-        <w:rPr>
-          <w:rFonts w:ascii="Arial" w:hAnsi="Arial"/>
-        </w:rPr>
-        <w:t>The 331 genome panel is the deterministic output of a lineage balancing rule, except for the seeded proportional samples within the two capped groups. Its purpose is to prevent heavily sequenced clades from dominating family discovery while retaining all genomes from five underrepresented groups. The particular caps remain pragmatic. Within panel resampling shows that moderate reductions preserve detection of every family, but smaller panels disproportionately remove families near the five genome threshold. Independent projection samples recovered a median of 245 families, showing that most profiles transfer beyond the discovery accessions. A stronger future test should rerun the complete scan and clustering workflow on alternative panels drawn from the full candidate pool and quantify family matching across runs.</w:t>
+        <w:t>The 331-genome panel is the deterministic output of a lineage-balancing rule, except for the seeded proportional samples within the two capped groups. Its purpose is to prevent heavily sequenced clades from dominating family discovery while retaining all genomes from five underrepresented groups. The particular caps remain pragmatic. Within-panel resampling shows that moderate reductions preserve detection of every family, but smaller panels disproportionately remove families near the five-genome threshold. Independent projection samples recovered a median of 245 families, showing that most profiles transfer beyond the discovery accessions. A stronger future test should rerun the complete scan and clustering workflow on alternative panels drawn from the full candidate pool and quantify family matching across runs.</w:t>
       </w:r>
     </w:p>
     <w:p>
@@ -1482,10 +1398,7 @@
         <w:jc w:val="left"/>
       </w:pPr>
       <w:r>
-        <w:rPr>
-          <w:rFonts w:ascii="Arial" w:hAnsi="Arial"/>
-        </w:rPr>
-        <w:t>The evidence is strongest for family coherence and for the conclusion that most proteins adopt known DNA-binding folds. Genomic context suggests biological settings, but direct regulatory relationships remain unproven. Held out motif prediction strengthens the case that most tested families have recurrent family specific upstream sequence patterns. The negative target enrichment tests and the failures for nArcR-20 and nArcR-24 prevent a direct regulon claim. The phylogenetic analysis of ten families indicates within phylum clustering for eight, which is compatible with vertical inheritance or ancient origin but does not distinguish these mechanisms. The Haloferax volcanii transcriptomic analysis confirms expression for most mapped loci; its oxidative stress comparison is exploratory because the released script uses simple tests on three replicates per condition rather than a count based dispersion model.</w:t>
+        <w:t>The evidence is strongest for the existence of recurring sequence groups, although the complete-genus analysis shows that family separability is heterogeneous and weaker than random sequence holdout suggests. Structural comparisons are consistent with known DNA-binding folds for most scored representatives but are not independent of the two-clan discovery design. Genomic context suggests biological settings, while genus- and lineage-blocked motif results limit direct regulatory interpretation. In the selected phylogenetic subset, eight of ten families showed taxonomic-clustering; that pattern is compatible with several evolutionary processes and does not identify one.</w:t>
       </w:r>
     </w:p>
     <w:p>
@@ -1508,10 +1421,7 @@
         <w:jc w:val="left"/>
       </w:pPr>
       <w:r>
-        <w:rPr>
-          <w:rFonts w:ascii="Arial" w:hAnsi="Arial"/>
-        </w:rPr>
-        <w:t>First, the search universe is restricted to two Pfam clans. Second, the 5-bit reciprocal-exclusion tolerance and lineage caps lack a full de novo sensitivity analysis because the release omits the complete raw candidate and canonical domain-hit tables and the 1,069-genome candidate pool. The independent projection analysis tests existing HMMs rather than family rediscovery. Third, final 3,526-genome prevalence summaries are supported by corrected tables, whereas the released raw matrices contain 3,192 genomes and remain legacy intermediates. Fourth, the historical dependence-corrected neighborhood and deep-motif source tables are absent even though archived figures are preserved; no central claim relies on those missing tables. Fifth, computational motif prediction cannot replace direct binding assays. Sixth, source and assembly-quality strata differ in lineage composition, so prevalence contrasts are descriptive. Seventh, genus- and lineage-blocked motif validation attenuates support for several motifs. Eighth, genus-clustered prevalence uses inferred organism-name labels rather than a versioned taxonomy or species tree. Ninth, the additional family-separability analysis covers ten families; the newly deposited full sequence collection enables a future catalog-wide clade-blocked analysis but was not used retrospectively to redefine the released families.</w:t>
+        <w:t>First, the search universe is restricted to two Pfam clans, and the exact historical Pfam release and nineteen-family/twenty-model reference inventory were not preserved. Second, the 5-bit reciprocal-exclusion tolerance, lineage caps and nonregulatory keyword filter cannot be evaluated by full de novo sensitivity analysis because the raw profile hits and 1,069-genome candidate pool are unavailable. Third, the final 3,526-genome family-resolved matrices are missing; only aggregate summaries and the accession-resolved 3,192-genome matrices are reproducible. Fourth, dependence-corrected neighborhood and deep-motif source tables are absent, so those results remain exploratory. Fifth, computational motifs and structural matches do not replace binding assays. Sixth, prevalence strata differ in taxonomic composition. Seventh, genus and major-lineage motif holdouts attenuate several signals. Eighth, genus labels were inferred from organism names rather than a preserved taxonomy. Ninth, the new catalog-wide complete-genus analysis is composition based; a fully calibrated blocked-HMM benchmark remains future work.</w:t>
       </w:r>
     </w:p>
     <w:p>
@@ -1521,10 +1431,7 @@
         <w:jc w:val="left"/>
       </w:pPr>
       <w:r>
-        <w:rPr>
-          <w:rFonts w:ascii="Arial" w:hAnsi="Arial"/>
-        </w:rPr>
-        <w:t>A search bounded to two major archaeal HTH and RHH Pfam clans identifies 250 coherent sequence families outside a nineteen family reference set. Most apparent novelty resolves to known sequence or structural classes, while nine families remain unresolved by the resources tested. The catalog expands the documented diversity of archaeal DNA-binding domains and prioritizes experiments, but it does not by itself establish 250 transcription factor families or a comprehensive archaeal regulome.</w:t>
+        <w:t>A search bounded to two archaeal HTH and RHH Pfam clans produced 250 released sequence families outside an historical reference assignment. Complete-genus holdout supports many family boundaries but also reveals heterogeneous separability. Most initially uncharacterized families map to broader sequence or structural classes, while nine remain unresolved by the resources tested. The catalog is a versioned hypothesis set for experiments, not a comprehensive archaeal regulome or a set of confirmed transcription factors.</w:t>
       </w:r>
     </w:p>
     <w:p>
@@ -1560,10 +1467,7 @@
         <w:jc w:val="left"/>
       </w:pPr>
       <w:r>
-        <w:rPr>
-          <w:rFonts w:ascii="Arial" w:hAnsi="Arial"/>
-        </w:rPr>
-        <w:t>This computational comparative-genomics study had a primary descriptive objective: construct a bounded family catalog within Pfam clans CL0123 and CL0057 after excluding a predefined nineteen-family reference set. Held-out assignment and independent-genome projection were confirmatory validation analyses. Panel resampling, catalog accumulation, genome-quality stratification, clustered prevalence, taxonomically blocked motif tests and the ten-family sequence check were sensitivity analyses. No biological effect-size or power calculation was applicable to deterministic catalog construction; resampling counts and random seeds are reported for all stochastic analyses. Supplementary Table S1 lists each analysis and its permitted interpretation, and Supplementary Fig. S6 summarizes the workflow.</w:t>
+        <w:t>This computational comparative-genomics study has a primary descriptive objective: document a bounded historical family catalog within Pfam clans CL0123 and CL0057. Random sequence holdout, independent-accession projection and the catalog-wide complete-genus composition analysis are secondary validation analyses. Panel resampling, catalog accumulation, genome-quality stratification, clustered prevalence and taxonomically blocked motif tests are robustness analyses. Neighborhood, phylogenetic and structural interpretations are exploratory. These labels describe the evidence hierarchy; the analyses were not preregistered before the underlying catalog was examined.</w:t>
       </w:r>
     </w:p>
     <w:p>
@@ -1587,10 +1491,7 @@
         <w:jc w:val="left"/>
       </w:pPr>
       <w:r>
-        <w:rPr>
-          <w:rFonts w:ascii="Arial" w:hAnsi="Arial"/>
-        </w:rPr>
-        <w:t>Archaeal assemblies were grouped into seven major lineage categories. All genomes in the five underrepresented categories were retained. Euryarchaeota and Crenarchaeota were capped at 140 and 70, respectively. For each capped group, subgroup sample sizes were allocated in proportion to their abundance and genomes were sampled without replacement with random seed 42. The resulting panel contained 331 genomes and 804,755 predicted proteins.</w:t>
+        <w:t>Archaeal assemblies were assigned to seven mutually exclusive historical major-group categories: Euryarchaeota, Crenarchaeota within TACK, Thaumarchaeota within TACK, other deep TACK, Korarchaeota within TACK, DPANN and Asgardarchaeota. All genomes in five underrepresented categories were retained. Euryarchaeota and Crenarchaeota within TACK were capped at 140 and 70; subgroup allocations were proportional and genomes were sampled without replacement with seed 42. The exact GTDB release was not preserved, so these labels describe the deposited grouping rather than a current taxonomic reclassification.</w:t>
       </w:r>
     </w:p>
     <w:p>
@@ -1614,10 +1515,7 @@
         <w:jc w:val="left"/>
       </w:pPr>
       <w:r>
-        <w:rPr>
-          <w:rFonts w:ascii="Arial" w:hAnsi="Arial"/>
-        </w:rPr>
-        <w:t>Pfam profiles in clans CL0123 and CL0057 defined the search universe. Twenty models representing the nineteen-family reference set were separated from 747 candidate profiles. HMMER searches used each model's gathering threshold. For every protein, the highest-domain-score candidate interval (ali_from to ali_to) was compared with the highest-scoring canonical hit. Interval overlap was the number of shared aligned residues divided by candidate-interval length. A candidate was excluded when overlap exceeded 0.5 and the canonical score was at least the candidate score minus 5 bits; otherwise it was retained. The 5-bit value was an inherited operational tolerance without a preserved prospective calibration. When multiple candidate domains remained, the highest-scoring retained candidate was used for family construction.</w:t>
+        <w:t>Pfam profiles in clans CL0123 and CL0057 defined the historical search universe. The source analysis reports twenty models representing nineteen reference families and 747 candidate profiles, but their exact accessions, family mapping and Pfam release were not preserved. HMMER searches used each available model's gathering threshold. For every protein, the highest-domain-score candidate interval was compared with the highest-scoring reference hit. Interval overlap was shared aligned residues divided by candidate-interval length. A candidate was excluded when overlap exceeded 0.5 and the reference score was at least the candidate score minus 5 bits. The highest-scoring retained candidate was used when multiple candidates remained. Supplementary Table S3 records which search-universe identifiers are preserved and which are unrecoverable.</w:t>
       </w:r>
     </w:p>
     <w:p>
@@ -1641,10 +1539,7 @@
         <w:jc w:val="left"/>
       </w:pPr>
       <w:r>
-        <w:rPr>
-          <w:rFonts w:ascii="Arial" w:hAnsi="Arial"/>
-        </w:rPr>
-        <w:t>Retained proteins were clustered with MMseqs2 using minimum sequence identity 0.30, coverage 0.60, coverage mode 0 and cluster mode 1 [19,20]. Clusters required a median length below 250 amino acids, at least 60% of members shorter than 250 amino acids and occurrence in at least five genomes. Clusters whose dominant Pfam label matched the explicit nonregulatory exclusion list in Supplementary Methods were removed. The clustering sensitivity analysis varied identity from 0.25 to 0.40, coverage from 0.50 to 0.80 and clustering mode across 24 settings.</w:t>
+        <w:t>Retained proteins were clustered with MMseqs2 using minimum sequence identity 0.30, coverage 0.60, coverage mode 0 and cluster mode 1 [19,20]. Clusters required a median length below 250 amino acids, at least 60% of members shorter than 250 amino acids and occurrence in at least five-genomes. Clusters whose dominant Pfam label matched the explicit nonregulatory exclusion list in Supplementary Methods were removed. The clustering sensitivity analysis varied identity from 0.25 to 0.40, coverage from 0.50 to 0.80 and clustering mode across 24-settings.</w:t>
       </w:r>
     </w:p>
     <w:p>
@@ -1654,16 +1549,7 @@
         <w:jc w:val="left"/>
       </w:pPr>
       <w:r>
-        <w:rPr>
-          <w:rFonts w:ascii="Arial" w:hAnsi="Arial"/>
-        </w:rPr>
-        <w:t>For the new panel sensitivity analysis, genomes were resampled without replacement for 500 replicates under three schemes: 80 percent of every lineage; all rare lineages plus 112 Euryarchaeota and 56 Crenarchaeota; and a maximum of 30 genomes per lineage. For every replicate we counted catalog families detected at least once and families retaining at least five genomes. This analysis uses fixed released family memberships and therefore measures catalog retention, not de novo rediscovery.</w:t>
-      </w:r>
-      <w:r>
-        <w:rPr>
-          <w:rFonts w:ascii="Arial" w:hAnsi="Arial"/>
-        </w:rPr>
-        <w:t xml:space="preserve"> (Supplementary Fig. S1).</w:t>
+        <w:t>For the new panel sensitivity analysis, genomes were resampled without replacement for 500 replicates under three schemes: 80 percent of every lineage; all rare lineages plus 112 Euryarchaeota and 56 Crenarchaeota; and a maximum of 30 genomes per lineage. For every replicate we counted catalog families detected at least once and families retaining at least five-genomes. This analysis uses fixed released family memberships and therefore measures catalog retention, not de novo rediscovery. (Supplementary Fig. S1).</w:t>
       </w:r>
     </w:p>
     <w:p>
@@ -1687,10 +1573,7 @@
         <w:jc w:val="left"/>
       </w:pPr>
       <w:r>
-        <w:rPr>
-          <w:rFonts w:ascii="Arial" w:hAnsi="Arial"/>
-        </w:rPr>
-        <w:t>A profile HMM was built for each family. In held out validation for families with at least 20 members, 30 percent of sequences were removed, HMMs were rebuilt from the remaining members, and withheld sequences were assigned by their best score. Assignments were summarized by correct family and best versus second best margin. Projection used the family HMM library and corrected lineage denominators for 3,526 genomes. The final origin composition was 1,324 isolates, 1,986 MAGs, and 216 SAGs.</w:t>
+        <w:t>A profile HMM was built for each family. For 96 families with at least 20 members, 30% of sequences were removed at random, HMMs were rebuilt and withheld sequences were assigned by best score. This split was not taxonomically blocked. Projection used the fixed family HMM library. Accession-resolved analyses use the 3,192-genome matrix; the final 3,526-genome values are retained only as archived aggregate accounting.</w:t>
       </w:r>
     </w:p>
     <w:p>
@@ -1700,10 +1583,7 @@
         <w:jc w:val="left"/>
       </w:pPr>
       <w:r>
-        <w:rPr>
-          <w:rFonts w:ascii="Arial" w:hAnsi="Arial"/>
-        </w:rPr>
-        <w:t>For the prespecified ten-family sequence subset, each protein was represented by normalized dipeptide frequencies. The sequence was removed from its own family centroid, cosine similarities to all family centroids were calculated, and the highest-scoring family was assigned. Exact binomial 95 percent intervals and the own-family minus nearest-other-family similarity margin were reported. The analysis was not extrapolated beyond the prespecified subset. (Supplementary Fig. S8).</w:t>
+        <w:t>For the catalog-wide blocked analysis, every deposited protein was represented by normalized dipeptide frequencies. For each test genus, all sequences from that genus were removed before family centroids were fitted. A sequence was evaluated only when its family retained at least two training sequences. Cosine similarity assigned the best of all evaluable family centroids. We report sequence-level outcomes, exact family binomial intervals, macro- and micro-accuracy, separation margins and unevaluable families. This alignment-free test does not calibrate HMM thresholds.</w:t>
       </w:r>
     </w:p>
     <w:p>
@@ -1713,10 +1593,7 @@
         <w:jc w:val="left"/>
       </w:pPr>
       <w:r>
-        <w:rPr>
-          <w:rFonts w:ascii="Arial" w:hAnsi="Arial"/>
-        </w:rPr>
-        <w:t>For independent genome validation, discovery panel accessions were removed from the legacy 3,192 genome presence absence matrix. Five hundred samples were then drawn without replacement using the discovery panel lineage counts: 140 Euryarchaeota, 70 Crenarchaeota (TACK), 51 Thaumarchaeota, 33 DPANN, 19 Asgardarchaeota, 15 other deep TACK, and 3 Korarchaeota. For each sample we counted families detected at least once and in at least five genomes. The procedure used fixed family HMM projections and therefore measures transferability rather than de novo discovery. (Supplementary Fig. S2).</w:t>
+        <w:t>For independent genome validation, discovery panel accessions were removed from the legacy 3,192-genome presence-absence matrix. Five hundred samples were then drawn without replacement using the discovery panel lineage counts: 140 Euryarchaeota, 70 Crenarchaeota (TACK), 51 Thaumarchaeota, 33 DPANN, 19 Asgardarchaeota, 15 other deep TACK, and 3 Korarchaeota. For each sample we counted families detected at least once and in at least five-genomes. The procedure used fixed family HMM projections and therefore measures transferability rather than de novo discovery. (Supplementary Fig. S2).</w:t>
       </w:r>
     </w:p>
     <w:p>
@@ -1772,10 +1649,7 @@
         <w:jc w:val="left"/>
       </w:pPr>
       <w:r>
-        <w:rPr>
-          <w:rFonts w:ascii="Arial" w:hAnsi="Arial"/>
-        </w:rPr>
-        <w:t>Genes within five coding sequences of family members were assigned functional categories. Initial family-category enrichment used genome-conditioned label sampling, binomial tests and Benjamini-Hochberg correction [35]. The historical workflow described a genus collapse and 2,000 whole-neighborhood block permutations with seed 42, but the resulting source table was not preserved. No individual dependence-corrected association is therefore treated as a reproducible finding. Up to 250 strand-aware upstream nucleotides were used for motif discovery under a zero-or-one occurrence model. Motif information content was tested against mononucleotide-shuffle, dinucleotide-shuffle and shuffled-family-assignment nulls with 100 replicates each and false-discovery-rate control. Six flagship-family motifs were additionally assessed with 1,000 permutations and scanned against upstream regions of predicted target genes.</w:t>
+        <w:t>Genes within five coding sequences of family members were assigned functional categories. Initial family-category enrichment used genome-conditioned label sampling, binomial tests and Benjamini-Hochberg correction [35]. The complete tested family-category universe was not retained, so the correction cannot be independently reconstructed. The historical workflow also described genus collapse and 2,000 whole-neighborhood block permutations with seed 42, but their source table was not preserved. No individual neighborhood association is therefore treated as a reproducible dependence-corrected finding. Up to 250 strand-aware upstream nucleotides were used for motif discovery under a zero-or-one occurrence model. For each null model, false-discovery-rate correction was applied across the 12 families. Six example-family motifs were also assessed with 1,000 permutations, but the source table required to reconstruct correction across those six tests is unavailable.</w:t>
       </w:r>
     </w:p>
     <w:p>
@@ -1785,10 +1659,7 @@
         <w:jc w:val="left"/>
       </w:pPr>
       <w:r>
-        <w:rPr>
-          <w:rFonts w:ascii="Arial" w:hAnsi="Arial"/>
-        </w:rPr>
-        <w:t>For the genome-level motif holdout analysis, genomes within each of 12 families were randomly divided into 70 percent training and 30 percent testing sets for 30 seeded replicates. A position weight matrix was learned only from training sequences under a zero or one occurrence model and scored in both orientations on held out upstreams. Each held out set was compared with dinucleotide shuffled versions of the same sequences and with equally sized, GC matched upstream sets from other families. Discrimination was summarized by area under the receiver operating characteristic curve, its 2.5 and 97.5 percent resampling quantiles, and the fraction of splits with AUC above 0.5. Because the splits overlap, no inferential test treats them as independent observations.</w:t>
+        <w:t>For the genome-level motif holdout analysis, genomes within each of 12 families were randomly divided into 70 percent training and 30 percent testing sets for 30 seeded replicates. A position weight matrix was learned only from training sequences under a zero or one occurrence model and scored in both orientations on held-out upstreams. Each held-out set was compared with dinucleotide-shuffled versions of the same sequences and with equally sized, GC-matched upstream sets from other families. Discrimination was summarized by area under the receiver operating characteristic curve, its 2.5 and 97.5 percent resampling quantiles, and the fraction of splits with AUC above 0.5. Because the splits overlap, no inferential test treats them as independent observations.</w:t>
       </w:r>
     </w:p>
     <w:p>
@@ -1817,16 +1688,7 @@
         <w:jc w:val="left"/>
       </w:pPr>
       <w:r>
-        <w:rPr>
-          <w:rFonts w:ascii="Arial" w:hAnsi="Arial"/>
-        </w:rPr>
-        <w:t>For leave-one-major-lineage-out validation, each lineage with at least five target sequences was held out in turn. Training required at least twenty sequences, and the comparison required enough other-family upstreams from the same held-out lineage. A PWM learned from all remaining lineages was evaluated against dinucleotide-shuffled targets and GC-matched same-lineage controls. Blocks failing any minimum were reported as unevaluable rather than pooled.</w:t>
-      </w:r>
-      <w:r>
-        <w:rPr>
-          <w:rFonts w:ascii="Arial" w:hAnsi="Arial"/>
-        </w:rPr>
-        <w:t xml:space="preserve"> (Supplementary Fig. S9).</w:t>
+        <w:t>For leave-one-major-lineage-out validation, each lineage with at least five target sequences was held-out in turn. Training required at least twenty sequences, and the comparison required enough other-family upstreams from the same held-out lineage. A PWM learned from all remaining lineages was evaluated against dinucleotide-shuffled targets and GC-matched same-lineage controls. Blocks failing any minimum were reported as unevaluable rather than pooled. (Supplementary Fig. S9).</w:t>
       </w:r>
     </w:p>
     <w:p>
@@ -1837,10 +1699,7 @@
         <w:jc w:val="left"/>
       </w:pPr>
       <w:r>
-        <w:rPr>
-          <w:rFonts w:ascii="Arial" w:hAnsi="Arial"/>
-        </w:rPr>
-        <w:t>Phylogenetic structural and transcriptomic analyses</w:t>
+        <w:t>Phylogenetic and structural analyses</w:t>
       </w:r>
     </w:p>
     <w:p>
@@ -1850,23 +1709,7 @@
         <w:jc w:val="left"/>
       </w:pPr>
       <w:r>
-        <w:rPr>
-          <w:rFonts w:ascii="Arial" w:hAnsi="Arial"/>
-        </w:rPr>
-        <w:t>For ten selected families, sequences were aligned with MAFFT, trimmed with trimAl, and analyzed with IQ TREE 2 using model selection and 1,000 ultrafast bootstrap replicates [22–27]. Phylum clustering was measured by Fitch parsimony and compared with 500 tip label shuffles. AlphaFold Database structures were available for 193 representatives, of which 184 produced scored Foldseek comparisons against 66 curated reference folds [30–32]. A TM score of at least 0.55 was treated as a reference fold match. Representatives of the 79 Pfam uncharacterized families were also searched against CDD version 3.21 at E value 0.01.</w:t>
-      </w:r>
-    </w:p>
-    <w:p>
-      <w:pPr>
-        <w:pStyle w:val="BodyText"/>
-        <w:spacing w:line="360" w:lineRule="auto"/>
-        <w:jc w:val="left"/>
-      </w:pPr>
-      <w:r>
-        <w:rPr>
-          <w:rFonts w:ascii="Arial" w:hAnsi="Arial"/>
-        </w:rPr>
-        <w:t>Haloferax volcanii featureCounts data from GSE293312 were used only as an exploratory expression analysis [14,34]. The released script transforms counts as log2 counts per million plus one, performs per gene two sample tests between three control and three oxidative stress replicates, and applies Benjamini Hochberg correction. We therefore do not describe this analysis as edgeR style or use it as evidence of family wide stress regulation.</w:t>
+        <w:t>Ten previously selected example families with 62–80 deposited tips were aligned with MAFFT, trimmed with trimAl and analyzed with IQ-TREE 2 using ModelFinder and 1,000 ultrafast-bootstrap replicates [22–27]. The release does not preserve a prospective rule for selecting these ten families, so the analysis is treated as exploratory. Phylum clustering was measured by Fitch parsimony and compared with 500 tip-label shuffles. AlphaFold Database structures were located for 193 representatives; 184 yielded scored Foldseek comparisons against 66 curated DNA-binding and non-DNA-binding references [30–32]. A TM-score of at least 0.55 was used as a descriptive match threshold. Representatives of the 79 Pfam-uncharacterized families were also searched against CDD version 3.21 at E-value 0.01.</w:t>
       </w:r>
     </w:p>
     <w:p>
@@ -1888,10 +1731,7 @@
         <w:jc w:val="left"/>
       </w:pPr>
       <w:r>
-        <w:rPr>
-          <w:rFonts w:ascii="Arial" w:hAnsi="Arial"/>
-        </w:rPr>
-        <w:t>This computational study used publicly available genomic, structural and transcriptomic data and involved no human participants, identifiable human data, human tissue or live animals. Institutional ethics approval and informed consent were therefore not applicable.</w:t>
+        <w:t>This computational study used publicly available genomic and structural data and involved no human participants, identifiable human data, human tissue or live animals. Institutional ethics approval and informed consent were therefore not applicable.</w:t>
       </w:r>
     </w:p>
     <w:p>
@@ -1940,10 +1780,7 @@
         <w:jc w:val="left"/>
       </w:pPr>
       <w:r>
-        <w:rPr>
-          <w:rFonts w:ascii="Arial" w:hAnsi="Arial"/>
-        </w:rPr>
-        <w:t>The deposited datasets and versioned analysis outputs supporting this study are available in the Zenodo repository at https://doi.org/10.5281/zenodo.23461089 [41]. The repository records the distinct 3,192- and 3,526-genome scopes and includes accession-resolved inputs where they were preserved. Protein sequences for all 13,237 catalog members were recovered from versioned NCBI assembly protein FASTA files, with five accessions recovered through NCBI Protein; URLs, retrieval dates and checksums are deposited with the sequence file. Supplementary Table S2 defines the scope of each principal data artifact. The complete 1,069-genome candidate pool, raw discovery HMM hit tables, corrected 3,526-genome raw matrices and several dependence-corrected source tables remain unavailable; claims that require those artifacts are limited accordingly. Third-party database records and recovered sequences remain subject to their source terms.</w:t>
+        <w:t>The deposited datasets and versioned analysis outputs are available from Zenodo under the stable concept DOI https://doi.org/10.5281/zenodo.23461089 [41]. Version 0.5.0 is archived at https://doi.org/10.5281/zenodo.23496681. The release includes all 13,237 catalog-member sequences, family membership, discovery-panel metadata, final genome accounting, the 3,192-genome family matrices, validation outputs and explicit provenance tables. The exact historical profile inventory, raw discovery hits, complete candidate pool, corrected 3,526-genome family matrices and several dependence-corrected source tables remain unavailable. The 3,526-genome values are therefore identified as archived aggregate results.</w:t>
       </w:r>
     </w:p>
     <w:p>
@@ -1965,10 +1802,7 @@
         <w:jc w:val="left"/>
       </w:pPr>
       <w:r>
-        <w:rPr>
-          <w:rFonts w:ascii="Arial" w:hAnsi="Arial"/>
-        </w:rPr>
-        <w:t>Custom code, automated tests, locked software environments, a container recipe, checksums and a worked example are available under the MIT License at https://github.com/ajayvellanki0720-boop/archaeal-dbd-catalog and in the immutable version 0.5.0 archive at https://doi.org/10.5281/zenodo.23461089 [41]. The portable analyses require Python 3.12; external-tool versions are pinned in environment.yml.</w:t>
+        <w:t>Custom code, automated tests, locked software environments, a container recipe, checksums and worked examples are available under the MIT License at https://github.com/ajayvellanki0720-boop/archaeal-dbd-catalog. The immutable version 0.5.0 archive is available at https://doi.org/10.5281/zenodo.23496681 [41]; the GitHub release records later corrections and catalog-wide blocked validation.</w:t>
       </w:r>
     </w:p>
     <w:p>
@@ -3766,29 +3600,7 @@
         <w:jc w:val="left"/>
       </w:pPr>
       <w:r>
-        <w:rPr>
-          <w:rFonts w:ascii="Arial" w:hAnsi="Arial"/>
-        </w:rPr>
-        <w:t xml:space="preserve">41. Vellanki, A. &amp; Dosapati, S. </w:t>
-      </w:r>
-      <w:r>
-        <w:rPr>
-          <w:rFonts w:ascii="Arial" w:hAnsi="Arial"/>
-        </w:rPr>
-        <w:t xml:space="preserve">Archaeal DBD catalog: reproducibility package (version 0.5.0). </w:t>
-      </w:r>
-      <w:r>
-        <w:rPr>
-          <w:rFonts w:ascii="Arial" w:hAnsi="Arial"/>
-          <w:i/>
-        </w:rPr>
-        <w:t>Zenodo</w:t>
-      </w:r>
-      <w:r>
-        <w:rPr>
-          <w:rFonts w:ascii="Arial" w:hAnsi="Arial"/>
-        </w:rPr>
-        <w:t xml:space="preserve"> https://doi.org/10.5281/zenodo.23461089 (2026).</w:t>
+        <w:t>41. Vellanki, A. &amp; Dosapati, S. Archaeal DBD catalog: reproducibility package (version 0.5.0). Zenodo https://doi.org/10.5281/zenodo.23496681 (2026).</w:t>
       </w:r>
     </w:p>
     <w:p>
@@ -3919,7 +3731,7 @@
         <w:color w:val="5A5A5A"/>
         <w:sz w:val="16"/>
       </w:rPr>
-      <w:t>Vellanki and Dosapati   Noncanonical archaeal DNA binding domains</w:t>
+      <w:t>Vellanki and Dosapati   Archaeal HTH and RHH catalog</w:t>
     </w:r>
   </w:p>
 </w:hdr>

--- a/manuscript/Scientific_Reports_submission_manuscript.docx
+++ b/manuscript/Scientific_Reports_submission_manuscript.docx
@@ -103,7 +103,7 @@
         <w:jc w:val="left"/>
       </w:pPr>
       <w:r>
-        <w:t>Archaeal regulatory annotation relies heavily on familiar helix-turn-helix and ribbon-helix-helix families, leaving the organization of related sequences unclear. We asked how family-level diversity within Pfam clans CL0123 and CL0057 was organized after removal of an historical nineteen-family reference set. A lineage-aware workflow applied to 331 genomes produced 250 candidate families containing 13,237 proteins. Random sequence holdout gave high profile-HMM assignment accuracy, whereas complete-genus holdout across the deposited sequence collection yielded a median family accuracy of 82.6% and left five families unevaluable. This attenuation shows that taxonomic separation is necessary when assessing family boundaries. Fixed family profiles also transferred to independent genome accessions. Upstream-sequence signals weakened when genera or major lineages were held-out, and broader database and structural searches left nine initially uncharacterized families unresolved. The original profile inventory, raw discovery hits and corrected 3,526-genome family matrices were not preserved, so the historical discovery stage is not completely reproducible. The resulting versioned catalog organizes a bounded part of archaeal DNA-binding-domain diversity and prioritizes families for experimental testing; it does not establish transcription-factor activity.</w:t>
+        <w:t>Protein-family annotations cover many archaeal helix-turn-helix and ribbon-helix-helix proteins, but it is unclear whether sequences outside commonly used families form reproducible groups. We reconstructed a bounded catalog within Pfam clans CL0123 and CL0057 using lineage-aware sampling, sequence clustering, profile projection and taxonomically blocked validation. The workflow grouped 13,237 proteins from 331 genomes into 250 candidate families. Complete-genus holdout evaluated 13,166 sequences from 245 families: micro-accuracy was 76.7%, compared with 12.2% for the majority-training-family baseline, and median family accuracy was 82.6%. Forty-four families had accuracy below 50%, showing that a substantial minority of boundaries remain uncertain. Fixed family profiles transferred to independent genome accessions, whereas upstream-sequence signals weakened under genus and major-lineage holdout. Broader sequence and structural searches left nine initially uncharacterized families unresolved. Missing historical profiles and raw hits prevent exact reconstruction of the discovery stage. This versioned catalog organizes a restricted part of archaeal DNA-binding-domain diversity and identifies testable families; it is neither a comprehensive map nor evidence of transcription-factor activity.</w:t>
       </w:r>
     </w:p>
     <w:p>
@@ -172,7 +172,7 @@
         <w:jc w:val="left"/>
       </w:pPr>
       <w:r>
-        <w:t>A rule-based discovery panel</w:t>
+        <w:t>Historical lineage caps define the 331 genome discovery panel</w:t>
       </w:r>
     </w:p>
     <w:p>
@@ -845,7 +845,7 @@
         <w:pStyle w:val="BodyText"/>
       </w:pPr>
       <w:r>
-        <w:t>A separate lineage-stratified accumulation analysis sampled 10–100% of each major group. At 10% of the panel, the median sample contained 34 genomes and detected 187 families at least once, but only 54 in at least five genomes. At 50%, 249 families were detected and 156 met the five-genome criterion; all 250 were detected by the 60% samples, although only 174 met the five-genome criterion. The contrast shows that detecting a released family saturates earlier than satisfying the abundance threshold used during discovery. These values describe observation of fixed families and do not repeat discovery. (Supplementary Fig. S10).</w:t>
+        <w:t>A separate lineage-stratified accumulation analysis sampled 10–100% of each major group. At 10% of the panel, the median sample contained 34 genomes and detected 187 families at least once, but only 54 in at least five genomes. At 50%, 249 families were detected and 156 met the five-genome criterion; all 250 were detected by the 60% samples, although only 174 met the five-genome criterion. The contrast shows that detecting a released family saturates earlier than satisfying the abundance threshold used during discovery. These values describe observation of fixed families and do not repeat discovery. (Supplementary Fig. S9).</w:t>
       </w:r>
     </w:p>
     <w:p>
@@ -908,10 +908,7 @@
         <w:jc w:val="left"/>
       </w:pPr>
       <w:r>
-        <w:rPr>
-          <w:rFonts w:ascii="Arial" w:hAnsi="Arial"/>
-        </w:rPr>
-        <w:t>Family profiles are separable and distributions span broad to restricted</w:t>
+        <w:t>Taxonomic blocking reveals heterogeneous family separability</w:t>
       </w:r>
     </w:p>
     <w:p>
@@ -931,7 +928,7 @@
         <w:jc w:val="left"/>
       </w:pPr>
       <w:r>
-        <w:t>We therefore added a catalog-wide complete-genus holdout analysis using all deposited sequences and the genus labels in the discovery-panel metadata. Normalized dipeptide centroids were fitted after removing every sequence from the test sequence's genus. The analysis evaluated 13,166 of 13,237 sequences from 245 of 250 families. Median family accuracy was 0.826, macro-averaged family accuracy was 0.721, and 197 families had a positive median own-family separation margin. Five families lacked sufficient genus-separated training data. This conservative composition-based test supports many, but not all, released boundaries and does not constitute calibrated HMM validation. (Supplementary Fig. S11).</w:t>
+        <w:t>We therefore evaluated all deposited sequences by complete-genus holdout using genus labels in the discovery-panel metadata. Normalized dipeptide centroids were fitted after removing every sequence from the test sequence's genus. The analysis evaluated 13,166 of 13,237 sequences from 245 of 250 families. Micro-accuracy was 0.767, compared with 0.122 for assignment to the most abundant eligible training family and 0.004 for uniform assignment among eligible families. Median family accuracy was 0.826, but 44 families had accuracy below 0.5 and five lacked sufficient genus-separated training data. The largest directional error was nArcR-2 assigned to nArcR-12 for 246 sequences; the reciprocal error occurred for 61 sequences. Thus many boundaries remain coherent after genus blocking, while a defined subset requires re-clustering or experimental comparison. This composition-based test is not calibrated HMM validation. (Supplementary Fig. S10).</w:t>
       </w:r>
     </w:p>
     <w:p>
@@ -1173,16 +1170,7 @@
         <w:jc w:val="left"/>
       </w:pPr>
       <w:r>
-        <w:rPr>
-          <w:rFonts w:ascii="Arial" w:hAnsi="Arial"/>
-        </w:rPr>
-        <w:t>We then left out one major archaeal lineage at a time and used only same-lineage other-family controls. Ten of 12 families had at least one evaluable block under the minimum sample-size rules; nArcR-17 and nArcR-46 did not. Performance varied substantially among lineages, so block-level values rather than a pooled significance claim are reported. This is the most conservative deposited motif transfer analysis and further limits any general binding interpretation.</w:t>
-      </w:r>
-      <w:r>
-        <w:rPr>
-          <w:rFonts w:ascii="Arial" w:hAnsi="Arial"/>
-        </w:rPr>
-        <w:t xml:space="preserve"> (Supplementary Fig. S9).</w:t>
+        <w:t>We then left out one major archaeal lineage at a time and used only same-lineage other-family controls. Ten of 12 families had at least one evaluable block under the minimum sample-size rules; nArcR-17 and nArcR-46 did not. Performance varied substantially among lineages, so block-level values rather than a pooled significance claim are reported. This is the most conservative deposited motif transfer analysis and further limits any general binding interpretation. (Supplementary Fig. S8).</w:t>
       </w:r>
     </w:p>
     <w:p>
@@ -1368,7 +1356,7 @@
         <w:jc w:val="left"/>
       </w:pPr>
       <w:r>
-        <w:t>The two targeted Pfam clans contain substantial archaeal diversity outside the historical nineteen-family reference assignment. That excess is not a collection of isolated sequences: it forms separable families, many recur across genomes and lineages, and most representatives map to recognized domain or fold classes. The strongest conclusion is therefore that familiar annotations underdescribe the family structure of archaeal HTH and RHH clan proteins.</w:t>
+        <w:t>The two targeted Pfam clans contain substantial archaeal diversity outside the historical nineteen-family reference assignment. The released sequences form recurring groups, and many family boundaries remain separable after complete-genus holdout, although 44 families perform below 50% accuracy and should be treated as provisional. Most representatives map to recognized domain or fold classes. The strongest conclusion is therefore that familiar annotations underdescribe the family structure of archaeal HTH and RHH clan proteins, not that every released boundary is definitive.</w:t>
       </w:r>
     </w:p>
     <w:p>
@@ -1398,7 +1386,7 @@
         <w:jc w:val="left"/>
       </w:pPr>
       <w:r>
-        <w:t>The evidence is strongest for the existence of recurring sequence groups, although the complete-genus analysis shows that family separability is heterogeneous and weaker than random sequence holdout suggests. Structural comparisons are consistent with known DNA-binding folds for most scored representatives but are not independent of the two-clan discovery design. Genomic context suggests biological settings, while genus- and lineage-blocked motif results limit direct regulatory interpretation. In the selected phylogenetic subset, eight of ten families showed taxonomic-clustering; that pattern is compatible with several evolutionary processes and does not identify one.</w:t>
+        <w:t>The evidence is strongest for recurring sequence groups, but support varies among family boundaries. Complete-genus accuracy exceeded both simple baselines overall, while 44 families remained below 50% and the nArcR-2/nArcR-12 pair accounted for the largest directional confusion. Those families should be re-examined with profile-based blocked calibration and alternative clustering thresholds. Structural comparisons are consistent with known DNA-binding folds for most scored representatives but are not independent of the two-clan discovery design. Genomic context suggests biological settings, while genus- and lineage-blocked motif results limit direct regulatory interpretation. Eight of ten selected families showed taxonomic clustering, a pattern compatible with several evolutionary processes.</w:t>
       </w:r>
     </w:p>
     <w:p>
@@ -1421,7 +1409,7 @@
         <w:jc w:val="left"/>
       </w:pPr>
       <w:r>
-        <w:t>First, the search universe is restricted to two Pfam clans, and the exact historical Pfam release and nineteen-family/twenty-model reference inventory were not preserved. Second, the 5-bit reciprocal-exclusion tolerance, lineage caps and nonregulatory keyword filter cannot be evaluated by full de novo sensitivity analysis because the raw profile hits and 1,069-genome candidate pool are unavailable. Third, the final 3,526-genome family-resolved matrices are missing; only aggregate summaries and the accession-resolved 3,192-genome matrices are reproducible. Fourth, dependence-corrected neighborhood and deep-motif source tables are absent, so those results remain exploratory. Fifth, computational motifs and structural matches do not replace binding assays. Sixth, prevalence strata differ in taxonomic composition. Seventh, genus and major-lineage motif holdouts attenuate several signals. Eighth, genus labels were inferred from organism names rather than a preserved taxonomy. Ninth, the new catalog-wide complete-genus analysis is composition based; a fully calibrated blocked-HMM benchmark remains future work.</w:t>
+        <w:t>First, the search universe is restricted to two Pfam clans, and the exact historical Pfam release and nineteen-family reference inventory were not preserved. Second, the 5-bit reciprocal-exclusion tolerance, lineage caps and nonregulatory keyword filter cannot be evaluated by full de novo sensitivity analysis because the raw profile hits and 1,069-genome candidate pool are unavailable. Third, the final 3,526-genome family-resolved matrices are missing; only aggregate summaries and the accession-resolved 3,192-genome matrices are reproducible. Fourth, dependence-corrected neighborhood and deep-motif source tables are absent, so those results remain exploratory. Fifth, computational motifs and structural matches do not replace binding assays. Sixth, prevalence strata differ in taxonomic composition, and genus labels were inferred from organism names rather than a preserved taxonomy. Seventh, genus and major-lineage motif holdouts attenuate several signals. Eighth, the complete-genus classifier is composition based and leaves 44 evaluable families below 50% accuracy; a profile-based blocked benchmark and boundary re-evaluation are still needed.</w:t>
       </w:r>
     </w:p>
     <w:p>
@@ -1431,7 +1419,7 @@
         <w:jc w:val="left"/>
       </w:pPr>
       <w:r>
-        <w:t>A search bounded to two archaeal HTH and RHH Pfam clans produced 250 released sequence families outside an historical reference assignment. Complete-genus holdout supports many family boundaries but also reveals heterogeneous separability. Most initially uncharacterized families map to broader sequence or structural classes, while nine remain unresolved by the resources tested. The catalog is a versioned hypothesis set for experiments, not a comprehensive archaeal regulome or a set of confirmed transcription factors.</w:t>
+        <w:t>A search bounded to two archaeal HTH and RHH Pfam clans produced 250 released sequence families outside an historical reference assignment. Complete-genus holdout supports many boundaries but identifies a substantial provisional subset. Most initially uncharacterized families map to broader sequence or structural classes, while nine remain unresolved by the resources tested. The catalog is a versioned hypothesis set for experiments, not a comprehensive archaeal regulome or a set of confirmed transcription factors.</w:t>
       </w:r>
     </w:p>
     <w:p>
@@ -1583,7 +1571,7 @@
         <w:jc w:val="left"/>
       </w:pPr>
       <w:r>
-        <w:t>For the catalog-wide blocked analysis, every deposited protein was represented by normalized dipeptide frequencies. For each test genus, all sequences from that genus were removed before family centroids were fitted. A sequence was evaluated only when its family retained at least two training sequences. Cosine similarity assigned the best of all evaluable family centroids. We report sequence-level outcomes, exact family binomial intervals, macro- and micro-accuracy, separation margins and unevaluable families. This alignment-free test does not calibrate HMM thresholds.</w:t>
+        <w:t>For the catalog-wide blocked analysis, every deposited protein was represented by normalized dipeptide frequencies. For each test genus, all sequences from that genus were removed before family centroids were fitted. A sequence was evaluated only when its family retained at least two training sequences. Cosine similarity assigned the best eligible family centroid. We report sequence outcomes, exact family binomial intervals, macro- and micro-accuracy, separation margins, dominant family-pair errors and unevaluable families. Two descriptive baselines were calculated for every test sequence: assignment to the most abundant eligible training family and uniform assignment among eligible families. This alignment-free test does not calibrate HMM thresholds.</w:t>
       </w:r>
     </w:p>
     <w:p>
@@ -1688,7 +1676,7 @@
         <w:jc w:val="left"/>
       </w:pPr>
       <w:r>
-        <w:t>For leave-one-major-lineage-out validation, each lineage with at least five target sequences was held-out in turn. Training required at least twenty sequences, and the comparison required enough other-family upstreams from the same held-out lineage. A PWM learned from all remaining lineages was evaluated against dinucleotide-shuffled targets and GC-matched same-lineage controls. Blocks failing any minimum were reported as unevaluable rather than pooled. (Supplementary Fig. S9).</w:t>
+        <w:t>For leave-one-major-lineage-out validation, each lineage with at least five target sequences was held-out in turn. Training required at least twenty sequences, and the comparison required enough other-family upstreams from the same held-out lineage. A PWM learned from all remaining lineages was evaluated against dinucleotide-shuffled targets and GC-matched same-lineage controls. Blocks failing any minimum were reported as unevaluable rather than pooled. (Supplementary Fig. S8).</w:t>
       </w:r>
     </w:p>
     <w:p>
@@ -1802,7 +1790,7 @@
         <w:jc w:val="left"/>
       </w:pPr>
       <w:r>
-        <w:t>Custom code, automated tests, locked software environments, a container recipe, checksums and worked examples are available under the MIT License at https://github.com/ajayvellanki0720-boop/archaeal-dbd-catalog. The immutable version 0.5.0 archive is available at https://doi.org/10.5281/zenodo.23496681 [41]; the GitHub release records later corrections and catalog-wide blocked validation.</w:t>
+        <w:t>Custom code, automated tests, locked software environments, a container recipe, checksums and worked examples are available under the MIT License at https://github.com/ajayvellanki0720-boop/archaeal-dbd-catalog. The immutable version 0.5.0 archive is available at https://doi.org/10.5281/zenodo.23496681 [41]; the GitHub tag v0.7.0 records later corrections and catalog-wide blocked validation.</w:t>
       </w:r>
     </w:p>
     <w:p>
